--- a/docs/SmartPot_Web_Documentation.docx
+++ b/docs/SmartPot_Web_Documentation.docx
@@ -198,7 +198,7 @@
                 <w:sz w:val="21"/>
                 <w:szCs w:val="21"/>
               </w:rPr>
-              <w:t xml:space="preserve">PWA instalable: panel general, creación de cultivos reales o virtuales, cultivo en vivo ilustrado con cada actuador, asistente de IA, control, aprendizaje, alertas y Telegram, con su seguridad, configuración y pruebas.</w:t>
+              <w:t xml:space="preserve">PWA instalable: panel general, creación de cultivos reales o virtuales, ilustración de cada cultivo con su especie y sus actuadores, asistente de IA, control, aprendizaje, alertas y Telegram, con su seguridad, configuración y pruebas.</w:t>
             </w:r>
           </w:p>
         </w:tc>
@@ -788,7 +788,7 @@
                 <w:sz w:val="17"/>
                 <w:szCs w:val="17"/>
               </w:rPr>
-              <w:t xml:space="preserve">Pantallas, creación de cultivos, cultivo en vivo, sesión, caché, identidad visual, seguridad web, configuración y pruebas</w:t>
+              <w:t xml:space="preserve">Pantallas, creación de cultivos, ilustración del cultivo, sesión, caché, identidad visual, seguridad web, configuración y pruebas</w:t>
             </w:r>
           </w:p>
         </w:tc>
@@ -1113,7 +1113,7 @@
             <w:sz w:val="21"/>
             <w:szCs w:val="21"/>
           </w:rPr>
-          <w:t xml:space="preserve">4. Cultivo en vivo</w:t>
+          <w:t xml:space="preserve">4. Ilustración del cultivo</w:t>
         </w:r>
       </w:hyperlink>
     </w:p>
@@ -1670,7 +1670,7 @@
                 <w:sz w:val="17"/>
                 <w:szCs w:val="17"/>
               </w:rPr>
-              <w:t xml:space="preserve">Resumen, cultivo en vivo, asistente IA, control, historial, dispositivo (solo reales) y ajustes</w:t>
+              <w:t xml:space="preserve">La ilustración del cultivo sobre todas las secciones: resumen, asistente IA, control, historial, dispositivo (reales) o simulación (virtuales) y ajustes</w:t>
             </w:r>
           </w:p>
         </w:tc>
@@ -2151,7 +2151,7 @@
       <w:r>
         <w:drawing>
           <wp:inline distT="0" distB="0" distL="0" distR="0">
-            <wp:extent cx="4213171" cy="7112000"/>
+            <wp:extent cx="4146536" cy="7112000"/>
             <wp:docPr id="109" name="SmartPot_Web_01_Crop_Creation_Flow"/>
             <wp:cNvGraphicFramePr>
               <a:graphicFrameLocks noChangeAspect="1"/>
@@ -2172,7 +2172,7 @@
                   <pic:spPr>
                     <a:xfrm>
                       <a:off x="0" y="0"/>
-                      <a:ext cx="4213171" cy="7112000"/>
+                      <a:ext cx="4146536" cy="7112000"/>
                     </a:xfrm>
                     <a:prstGeom prst="rect">
                       <a:avLst/>
@@ -2622,7 +2622,7 @@
                 <w:sz w:val="17"/>
                 <w:szCs w:val="17"/>
               </w:rPr>
-              <w:t xml:space="preserve">Día y noche, clima real (buscador de lugares o ubicación del dispositivo) o manual; abre directo Cultivo en vivo</w:t>
+              <w:t xml:space="preserve">Día y noche, clima real (buscador de lugares o ubicación del dispositivo) o manual; abre el cultivo y su configuración queda en la pestaña Simulación</w:t>
             </w:r>
           </w:p>
         </w:tc>
@@ -2681,7 +2681,7 @@
           <w:sz w:val="34"/>
           <w:szCs w:val="34"/>
         </w:rPr>
-        <w:t xml:space="preserve">Cultivo en vivo</w:t>
+        <w:t xml:space="preserve">Ilustración del cultivo</w:t>
       </w:r>
       <w:bookmarkEnd w:id="110"/>
     </w:p>
@@ -2751,7 +2751,7 @@
           <w:sz w:val="16"/>
           <w:szCs w:val="16"/>
         </w:rPr>
-        <w:t xml:space="preserve">  ·  Cómo se dibuja el cultivo en vivo</w:t>
+        <w:t xml:space="preserve">  ·  Cómo se dibuja la ilustración del cultivo</w:t>
       </w:r>
     </w:p>
     <w:p>
@@ -3272,7 +3272,7 @@
                 <w:sz w:val="17"/>
                 <w:szCs w:val="17"/>
               </w:rPr>
-              <w:t xml:space="preserve">La especie con el color de su salud: verde sano, amarillento en riesgo, ocre crítico</w:t>
+              <w:t xml:space="preserve">La especie tal como es: lechuga en roseta, espinaca de hoja ancha, albahaca de hojas pareadas, tomate con tutor, flores y frutos rojos, fresa con flor blanca y frutos, pimentón rojo y amarillo; las hojas con el color de su salud: verde sano, amarillento en riesgo, ocre crítico</w:t>
             </w:r>
           </w:p>
         </w:tc>
@@ -3313,7 +3313,24 @@
           <w:sz w:val="20"/>
           <w:szCs w:val="20"/>
         </w:rPr>
-        <w:t xml:space="preserve"> (qué se ve y qué está encendido) y sus animaciones se detienen si la persona prefiere menos movimiento. Junto a ella, la lista de actuadores muestra el estado de cada uno con un botón para encenderlo por su tiempo típico o apagarlo. Si el cultivo no está conectado no se ilustra: se explica cómo conectarlo (reales) o se ofrece reanudar la simulación (virtuales). En los virtuales, debajo van los controles de la simulación: modo, lugar, medidores, frecuencia y pausa.</w:t>
+        <w:t xml:space="preserve"> (qué se ve y qué está encendido) y sus animaciones se detienen si la persona prefiere menos movimiento. Va encima de todas las secciones del detalle (</w:t>
+      </w:r>
+      <w:r>
+        <w:rPr>
+          <w:rFonts w:ascii="JetBrains Mono" w:hAnsi="JetBrains Mono" w:eastAsia="JetBrains Mono" w:cs="JetBrains Mono"/>
+          <w:color w:val="0A5A3C"/>
+          <w:sz w:val="18"/>
+          <w:szCs w:val="18"/>
+        </w:rPr>
+        <w:t xml:space="preserve">CropHero</w:t>
+      </w:r>
+      <w:r>
+        <w:rPr>
+          <w:color w:val="17261F"/>
+          <w:sz w:val="20"/>
+          <w:szCs w:val="20"/>
+        </w:rPr>
+        <w:t xml:space="preserve">). Junto a ella, cada actuador aparece como una etiqueta con su estado; no hay botones: las órdenes se dan en Control. Si el cultivo no está conectado no se ilustra: se explica cómo conectarlo (reales) o se lleva a la pestaña Simulación para reanudarla (virtuales). La configuración de la simulación (modo, lugar, medidores, frecuencia y pausa) vive en esa pestaña, que solo aparece en los cultivos virtuales.</w:t>
       </w:r>
     </w:p>
     <w:p>
@@ -4674,7 +4691,7 @@
           <w:sz w:val="20"/>
           <w:szCs w:val="20"/>
         </w:rPr>
-        <w:t xml:space="preserve">. Las 52 pruebas de Vitest y Testing Library cubren el cliente HTTP y sus errores, la sesión, las validaciones, el ingreso, los componentes del cultivo, el asistente con pronóstico y lo aprendido, la comparación de modelos, Telegram, el panel general, el cultivo en vivo (formas, actuadores, clima y conexión), la creación real o virtual, la guía de conexión y los requisitos de SEO y PWA.</w:t>
+        <w:t xml:space="preserve">. Las 54 pruebas de Vitest y Testing Library cubren el cliente HTTP y sus errores, la sesión, las validaciones, el ingreso, los componentes del cultivo, el asistente con pronóstico y lo aprendido, la comparación de modelos, Telegram, el panel general, la ilustración del cultivo (formas, especies, actuadores, clima y conexión), la creación real o virtual, la guía de conexión y los requisitos de SEO y PWA.</w:t>
       </w:r>
     </w:p>
     <w:p>

--- a/docs/SmartPot_Web_Documentation.docx
+++ b/docs/SmartPot_Web_Documentation.docx
@@ -359,7 +359,7 @@
                 <w:sz w:val="19"/>
                 <w:szCs w:val="19"/>
               </w:rPr>
-              <w:t xml:space="preserve">1.0 · septiembre 2026</w:t>
+              <w:t xml:space="preserve">1.1 · octubre 2026</w:t>
             </w:r>
             <w:r>
               <w:rPr>
@@ -729,7 +729,7 @@
                 <w:sz w:val="17"/>
                 <w:szCs w:val="17"/>
               </w:rPr>
-              <w:t xml:space="preserve">1.0 · septiembre 2026</w:t>
+              <w:t xml:space="preserve">1.1 · octubre 2026</w:t>
             </w:r>
           </w:p>
         </w:tc>
@@ -1670,7 +1670,7 @@
                 <w:sz w:val="17"/>
                 <w:szCs w:val="17"/>
               </w:rPr>
-              <w:t xml:space="preserve">La ilustración del cultivo sobre todas las secciones: resumen, asistente IA, control, historial, dispositivo (reales) o simulación (virtuales) y ajustes</w:t>
+              <w:t xml:space="preserve">La ilustración del cultivo en su lugar sobre todas las secciones: resumen, asistente IA con el consejo de lugar, control con switches, historial, dispositivo (reales) o simulación (virtuales) y ajustes con el lugar y los avisos del cultivo</w:t>
             </w:r>
           </w:p>
         </w:tc>
@@ -1788,7 +1788,7 @@
                 <w:sz w:val="17"/>
                 <w:szCs w:val="17"/>
               </w:rPr>
-              <w:t xml:space="preserve">Lo que aprende la IA, notificaciones, Telegram, datos y contraseña</w:t>
+              <w:t xml:space="preserve">Lo que aprende la IA, notificaciones, Aplicaciones (Telegram), datos y contraseña</w:t>
             </w:r>
           </w:p>
         </w:tc>
@@ -1938,6 +1938,624 @@
     </w:p>
     <w:p>
       <w:pPr>
+        <w:spacing w:before="80" w:after="0" w:line="240" w:lineRule="auto"/>
+        <w:rPr>
+          <w:sz w:val="8"/>
+        </w:rPr>
+      </w:pPr>
+    </w:p>
+    <w:tbl>
+      <w:tblPr>
+        <w:tblW w:w="9360" w:type="dxa"/>
+        <w:tblInd w:w="0" w:type="dxa"/>
+        <w:tblBorders>
+          <w:top w:val="nil"/>
+          <w:left w:val="nil"/>
+          <w:bottom w:val="nil"/>
+          <w:right w:val="nil"/>
+          <w:insideH w:val="nil"/>
+          <w:insideV w:val="nil"/>
+        </w:tblBorders>
+        <w:tblLayout w:type="fixed"/>
+        <w:tblCellMar>
+          <w:left w:w="0" w:type="dxa"/>
+          <w:right w:w="0" w:type="dxa"/>
+        </w:tblCellMar>
+        <w:tblLook w:val="0000" w:firstRow="0" w:lastRow="0" w:firstColumn="0" w:lastColumn="0" w:noHBand="1" w:noVBand="1"/>
+      </w:tblPr>
+      <w:tblGrid>
+        <w:gridCol w:w="9360"/>
+      </w:tblGrid>
+      <w:tr>
+        <w:trPr>
+          <w:cantSplit/>
+        </w:trPr>
+        <w:tc>
+          <w:tcPr>
+            <w:tcW w:w="9360" w:type="dxa"/>
+            <w:shd w:val="clear" w:color="auto" w:fill="0B3D2B"/>
+            <w:tcMar>
+              <w:top w:w="60" w:type="dxa"/>
+              <w:left w:w="200" w:type="dxa"/>
+              <w:bottom w:w="60" w:type="dxa"/>
+              <w:right w:w="200" w:type="dxa"/>
+            </w:tcMar>
+            <w:vAlign w:val="top"/>
+          </w:tcPr>
+          <w:p>
+            <w:pPr>
+              <w:spacing w:before="0" w:after="0" w:line="240" w:lineRule="auto"/>
+            </w:pPr>
+            <w:r>
+              <w:rPr>
+                <w:b/>
+                <w:bCs/>
+                <w:color w:val="7FDBB0"/>
+                <w:spacing w:val="40"/>
+                <w:sz w:val="14"/>
+                <w:szCs w:val="14"/>
+              </w:rPr>
+              <w:t xml:space="preserve">MERMAID</w:t>
+            </w:r>
+          </w:p>
+        </w:tc>
+      </w:tr>
+    </w:tbl>
+    <w:tbl>
+      <w:tblPr>
+        <w:tblW w:w="9360" w:type="dxa"/>
+        <w:tblInd w:w="0" w:type="dxa"/>
+        <w:tblBorders>
+          <w:top w:val="nil"/>
+          <w:left w:val="nil"/>
+          <w:bottom w:val="nil"/>
+          <w:right w:val="nil"/>
+          <w:insideH w:val="nil"/>
+          <w:insideV w:val="nil"/>
+        </w:tblBorders>
+        <w:tblLayout w:type="fixed"/>
+        <w:tblCellMar>
+          <w:left w:w="0" w:type="dxa"/>
+          <w:right w:w="0" w:type="dxa"/>
+        </w:tblCellMar>
+        <w:tblLook w:val="0000" w:firstRow="0" w:lastRow="0" w:firstColumn="0" w:lastColumn="0" w:noHBand="1" w:noVBand="1"/>
+      </w:tblPr>
+      <w:tblGrid>
+        <w:gridCol w:w="9360"/>
+      </w:tblGrid>
+      <w:tr>
+        <w:trPr>
+          <w:cantSplit/>
+        </w:trPr>
+        <w:tc>
+          <w:tcPr>
+            <w:tcW w:w="9360" w:type="dxa"/>
+            <w:shd w:val="clear" w:color="auto" w:fill="F7FAF8"/>
+            <w:tcMar>
+              <w:top w:w="120" w:type="dxa"/>
+              <w:left w:w="200" w:type="dxa"/>
+              <w:bottom w:w="120" w:type="dxa"/>
+              <w:right w:w="200" w:type="dxa"/>
+            </w:tcMar>
+            <w:vAlign w:val="top"/>
+          </w:tcPr>
+          <w:p>
+            <w:pPr>
+              <w:spacing w:before="0" w:after="0" w:line="252" w:lineRule="auto"/>
+            </w:pPr>
+            <w:r>
+              <w:rPr>
+                <w:rFonts w:ascii="JetBrains Mono" w:hAnsi="JetBrains Mono" w:eastAsia="JetBrains Mono" w:cs="JetBrains Mono"/>
+                <w:color w:val="17261F"/>
+                <w:sz w:val="16"/>
+                <w:szCs w:val="16"/>
+              </w:rPr>
+              <w:t xml:space="preserve">%%{init: {"theme": "base", "fontFamily": "Segoe UI, Arial, sans-serif", "themeVariables": {"fontFamily": "Segoe UI, Arial, sans-serif", "fontSize": "15px", "primaryColor": "#DDF5EA", "primaryTextColor": "#17261F", "primaryBorderColor": "#067A52", "secondaryColor": "#E3F2FB", "secondaryTextColor": "#17261F", "secondaryBorderColor": "#1F6FA0", "tertiaryColor": "#F2F7F4", "tertiaryTextColor": "#17261F", "tertiaryBorderColor": "#D5E3DC", "lineColor": "#5B6B63", "textColor": "#17261F", "mainBkg": "#DDF5EA", "nodeBorder": "#067A52", "clusterBkg": "#F7FAF8", "clusterBorder": "#D5E3DC", "edgeLabelBackground": "#FFFFFF", "actorBkg": "#067A52", "actorBorder": "#0B3D2B", "actorTextColor": "#FFFFFF", "actorLineColor": "#5B6B63", "signalColor": "#17261F", "signalTextColor": "#17261F", "labelBoxBkgColor": "#0B3D2B", "labelBoxBorderColor": "#0B3D2B", "labelTextColor": "#FFFFFF", "loopTextColor": "#0B3D2B", "noteBkgColor": "#FDF4DD", "noteBorderColor": "#C98D12", "noteTextColor": "#17261F", "activationBkgColor": "#DDF5EA", "activationBorderColor": "#067A52", "attributeBackgroundColorOdd": "#FFFFFF", "attributeBackgroundColorEven": "#F2F7F4"}, "layout": "elk", "elk": {"nodePlacementStrategy": "BRANDES_KOEPF", "mergeEdges": false, "cycleBreakingStrategy": "GREEDY"}}}%%</w:t>
+            </w:r>
+          </w:p>
+          <w:p>
+            <w:pPr>
+              <w:spacing w:before="0" w:after="0" w:line="252" w:lineRule="auto"/>
+            </w:pPr>
+            <w:r>
+              <w:rPr>
+                <w:rFonts w:ascii="JetBrains Mono" w:hAnsi="JetBrains Mono" w:eastAsia="JetBrains Mono" w:cs="JetBrains Mono"/>
+                <w:color w:val="17261F"/>
+                <w:sz w:val="16"/>
+                <w:szCs w:val="16"/>
+              </w:rPr>
+              <w:t xml:space="preserve">flowchart LR</w:t>
+            </w:r>
+          </w:p>
+          <w:p>
+            <w:pPr>
+              <w:spacing w:before="0" w:after="0" w:line="252" w:lineRule="auto"/>
+            </w:pPr>
+            <w:r>
+              <w:rPr>
+                <w:rFonts w:ascii="JetBrains Mono" w:hAnsi="JetBrains Mono" w:eastAsia="JetBrains Mono" w:cs="JetBrains Mono"/>
+                <w:color w:val="17261F"/>
+                <w:sz w:val="16"/>
+                <w:szCs w:val="16"/>
+              </w:rPr>
+              <w:t xml:space="preserve">  person(["Persona&lt;br/&gt;navegador o PWA instalada"])</w:t>
+            </w:r>
+          </w:p>
+          <w:p>
+            <w:pPr>
+              <w:spacing w:before="0" w:after="0" w:line="252" w:lineRule="auto"/>
+            </w:pPr>
+            <w:r>
+              <w:rPr>
+                <w:rFonts w:ascii="JetBrains Mono" w:hAnsi="JetBrains Mono" w:eastAsia="JetBrains Mono" w:cs="JetBrains Mono"/>
+                <w:color w:val="17261F"/>
+                <w:sz w:val="16"/>
+                <w:szCs w:val="16"/>
+              </w:rPr>
+              <w:t xml:space="preserve">  subgraph imagen["Imagen smartpot-web · nginx sin privilegios"]</w:t>
+            </w:r>
+          </w:p>
+          <w:p>
+            <w:pPr>
+              <w:spacing w:before="0" w:after="0" w:line="252" w:lineRule="auto"/>
+            </w:pPr>
+            <w:r>
+              <w:rPr>
+                <w:rFonts w:ascii="JetBrains Mono" w:hAnsi="JetBrains Mono" w:eastAsia="JetBrains Mono" w:cs="JetBrains Mono"/>
+                <w:color w:val="17261F"/>
+                <w:sz w:val="16"/>
+                <w:szCs w:val="16"/>
+              </w:rPr>
+              <w:t xml:space="preserve">    direction TB</w:t>
+            </w:r>
+          </w:p>
+          <w:p>
+            <w:pPr>
+              <w:spacing w:before="0" w:after="0" w:line="252" w:lineRule="auto"/>
+            </w:pPr>
+            <w:r>
+              <w:rPr>
+                <w:rFonts w:ascii="JetBrains Mono" w:hAnsi="JetBrains Mono" w:eastAsia="JetBrains Mono" w:cs="JetBrains Mono"/>
+                <w:color w:val="17261F"/>
+                <w:sz w:val="16"/>
+                <w:szCs w:val="16"/>
+              </w:rPr>
+              <w:t xml:space="preserve">    nginx["nginx&lt;br/&gt;CSP · X-Frame-Options · Permissions-Policy&lt;br/&gt;API_URL → /config.js y connect-src"]</w:t>
+            </w:r>
+          </w:p>
+          <w:p>
+            <w:pPr>
+              <w:spacing w:before="0" w:after="0" w:line="252" w:lineRule="auto"/>
+            </w:pPr>
+            <w:r>
+              <w:rPr>
+                <w:rFonts w:ascii="JetBrains Mono" w:hAnsi="JetBrains Mono" w:eastAsia="JetBrains Mono" w:cs="JetBrains Mono"/>
+                <w:color w:val="17261F"/>
+                <w:sz w:val="16"/>
+                <w:szCs w:val="16"/>
+              </w:rPr>
+              <w:t xml:space="preserve">    sw["sw.js&lt;br/&gt;app shell y recursos con hash&lt;br/&gt;la API nunca en caché"]</w:t>
+            </w:r>
+          </w:p>
+          <w:p>
+            <w:pPr>
+              <w:spacing w:before="0" w:after="0" w:line="252" w:lineRule="auto"/>
+            </w:pPr>
+            <w:r>
+              <w:rPr>
+                <w:rFonts w:ascii="JetBrains Mono" w:hAnsi="JetBrains Mono" w:eastAsia="JetBrains Mono" w:cs="JetBrains Mono"/>
+                <w:color w:val="17261F"/>
+                <w:sz w:val="16"/>
+                <w:szCs w:val="16"/>
+              </w:rPr>
+              <w:t xml:space="preserve">  end</w:t>
+            </w:r>
+          </w:p>
+          <w:p>
+            <w:pPr>
+              <w:spacing w:before="0" w:after="0" w:line="252" w:lineRule="auto"/>
+            </w:pPr>
+            <w:r>
+              <w:rPr>
+                <w:rFonts w:ascii="JetBrains Mono" w:hAnsi="JetBrains Mono" w:eastAsia="JetBrains Mono" w:cs="JetBrains Mono"/>
+                <w:color w:val="17261F"/>
+                <w:sz w:val="16"/>
+                <w:szCs w:val="16"/>
+              </w:rPr>
+              <w:t xml:space="preserve">  subgraph app["src · React 19 + TypeScript"]</w:t>
+            </w:r>
+          </w:p>
+          <w:p>
+            <w:pPr>
+              <w:spacing w:before="0" w:after="0" w:line="252" w:lineRule="auto"/>
+            </w:pPr>
+            <w:r>
+              <w:rPr>
+                <w:rFonts w:ascii="JetBrains Mono" w:hAnsi="JetBrains Mono" w:eastAsia="JetBrains Mono" w:cs="JetBrains Mono"/>
+                <w:color w:val="17261F"/>
+                <w:sz w:val="16"/>
+                <w:szCs w:val="16"/>
+              </w:rPr>
+              <w:t xml:space="preserve">    direction TB</w:t>
+            </w:r>
+          </w:p>
+          <w:p>
+            <w:pPr>
+              <w:spacing w:before="0" w:after="0" w:line="252" w:lineRule="auto"/>
+            </w:pPr>
+            <w:r>
+              <w:rPr>
+                <w:rFonts w:ascii="JetBrains Mono" w:hAnsi="JetBrains Mono" w:eastAsia="JetBrains Mono" w:cs="JetBrains Mono"/>
+                <w:color w:val="17261F"/>
+                <w:sz w:val="16"/>
+                <w:szCs w:val="16"/>
+              </w:rPr>
+              <w:t xml:space="preserve">    router["app · React Router 7&lt;br/&gt;landing pública · /app protegida"]</w:t>
+            </w:r>
+          </w:p>
+          <w:p>
+            <w:pPr>
+              <w:spacing w:before="0" w:after="0" w:line="252" w:lineRule="auto"/>
+            </w:pPr>
+            <w:r>
+              <w:rPr>
+                <w:rFonts w:ascii="JetBrains Mono" w:hAnsi="JetBrains Mono" w:eastAsia="JetBrains Mono" w:cs="JetBrains Mono"/>
+                <w:color w:val="17261F"/>
+                <w:sz w:val="16"/>
+                <w:szCs w:val="16"/>
+              </w:rPr>
+              <w:t xml:space="preserve">    auth["features/auth&lt;br/&gt;sesión · ingreso · registro · recuperación"]</w:t>
+            </w:r>
+          </w:p>
+          <w:p>
+            <w:pPr>
+              <w:spacing w:before="0" w:after="0" w:line="252" w:lineRule="auto"/>
+            </w:pPr>
+            <w:r>
+              <w:rPr>
+                <w:rFonts w:ascii="JetBrains Mono" w:hAnsi="JetBrains Mono" w:eastAsia="JetBrains Mono" w:cs="JetBrains Mono"/>
+                <w:color w:val="17261F"/>
+                <w:sz w:val="16"/>
+                <w:szCs w:val="16"/>
+              </w:rPr>
+              <w:t xml:space="preserve">    overview["features/overview · control · actions&lt;br/&gt;panel general · órdenes en bloque · historial"]</w:t>
+            </w:r>
+          </w:p>
+          <w:p>
+            <w:pPr>
+              <w:spacing w:before="0" w:after="0" w:line="252" w:lineRule="auto"/>
+            </w:pPr>
+            <w:r>
+              <w:rPr>
+                <w:rFonts w:ascii="JetBrains Mono" w:hAnsi="JetBrains Mono" w:eastAsia="JetBrains Mono" w:cs="JetBrains Mono"/>
+                <w:color w:val="17261F"/>
+                <w:sz w:val="16"/>
+                <w:szCs w:val="16"/>
+              </w:rPr>
+              <w:t xml:space="preserve">    crops["features/crops&lt;br/&gt;CreateCropDialog · CropHero · CropScene&lt;br/&gt;SimulationPanel · ConnectionGuide · DevicePanel"]</w:t>
+            </w:r>
+          </w:p>
+          <w:p>
+            <w:pPr>
+              <w:spacing w:before="0" w:after="0" w:line="252" w:lineRule="auto"/>
+            </w:pPr>
+            <w:r>
+              <w:rPr>
+                <w:rFonts w:ascii="JetBrains Mono" w:hAnsi="JetBrains Mono" w:eastAsia="JetBrains Mono" w:cs="JetBrains Mono"/>
+                <w:color w:val="17261F"/>
+                <w:sz w:val="16"/>
+                <w:szCs w:val="16"/>
+              </w:rPr>
+              <w:t xml:space="preserve">    learning["features/learning · notifications · profile&lt;br/&gt;aprendizaje · alertas · Telegram"]</w:t>
+            </w:r>
+          </w:p>
+          <w:p>
+            <w:pPr>
+              <w:spacing w:before="0" w:after="0" w:line="252" w:lineRule="auto"/>
+            </w:pPr>
+            <w:r>
+              <w:rPr>
+                <w:rFonts w:ascii="JetBrains Mono" w:hAnsi="JetBrains Mono" w:eastAsia="JetBrains Mono" w:cs="JetBrains Mono"/>
+                <w:color w:val="17261F"/>
+                <w:sz w:val="16"/>
+                <w:szCs w:val="16"/>
+              </w:rPr>
+              <w:t xml:space="preserve">    landing["features/landing · pwa&lt;br/&gt;FAQ · instalación"]</w:t>
+            </w:r>
+          </w:p>
+          <w:p>
+            <w:pPr>
+              <w:spacing w:before="0" w:after="0" w:line="252" w:lineRule="auto"/>
+            </w:pPr>
+            <w:r>
+              <w:rPr>
+                <w:rFonts w:ascii="JetBrains Mono" w:hAnsi="JetBrains Mono" w:eastAsia="JetBrains Mono" w:cs="JetBrains Mono"/>
+                <w:color w:val="17261F"/>
+                <w:sz w:val="16"/>
+                <w:szCs w:val="16"/>
+              </w:rPr>
+              <w:t xml:space="preserve">    lib["lib&lt;br/&gt;api/client · services · types&lt;br/&gt;catalog · format"]</w:t>
+            </w:r>
+          </w:p>
+          <w:p>
+            <w:pPr>
+              <w:spacing w:before="0" w:after="0" w:line="252" w:lineRule="auto"/>
+            </w:pPr>
+            <w:r>
+              <w:rPr>
+                <w:rFonts w:ascii="JetBrains Mono" w:hAnsi="JetBrains Mono" w:eastAsia="JetBrains Mono" w:cs="JetBrains Mono"/>
+                <w:color w:val="17261F"/>
+                <w:sz w:val="16"/>
+                <w:szCs w:val="16"/>
+              </w:rPr>
+              <w:t xml:space="preserve">  end</w:t>
+            </w:r>
+          </w:p>
+          <w:p>
+            <w:pPr>
+              <w:spacing w:before="0" w:after="0" w:line="252" w:lineRule="auto"/>
+            </w:pPr>
+            <w:r>
+              <w:rPr>
+                <w:rFonts w:ascii="JetBrains Mono" w:hAnsi="JetBrains Mono" w:eastAsia="JetBrains Mono" w:cs="JetBrains Mono"/>
+                <w:color w:val="17261F"/>
+                <w:sz w:val="16"/>
+                <w:szCs w:val="16"/>
+              </w:rPr>
+              <w:t xml:space="preserve">  api["SmartPot-API&lt;br/&gt;/api/v1"]</w:t>
+            </w:r>
+          </w:p>
+          <w:p>
+            <w:pPr>
+              <w:spacing w:before="0" w:after="0" w:line="252" w:lineRule="auto"/>
+            </w:pPr>
+            <w:r>
+              <w:rPr>
+                <w:rFonts w:ascii="JetBrains Mono" w:hAnsi="JetBrains Mono" w:eastAsia="JetBrains Mono" w:cs="JetBrains Mono"/>
+                <w:color w:val="17261F"/>
+                <w:sz w:val="16"/>
+                <w:szCs w:val="16"/>
+              </w:rPr>
+              <w:t xml:space="preserve">  person --&gt; nginx --&gt; router</w:t>
+            </w:r>
+          </w:p>
+          <w:p>
+            <w:pPr>
+              <w:spacing w:before="0" w:after="0" w:line="252" w:lineRule="auto"/>
+            </w:pPr>
+            <w:r>
+              <w:rPr>
+                <w:rFonts w:ascii="JetBrains Mono" w:hAnsi="JetBrains Mono" w:eastAsia="JetBrains Mono" w:cs="JetBrains Mono"/>
+                <w:color w:val="17261F"/>
+                <w:sz w:val="16"/>
+                <w:szCs w:val="16"/>
+              </w:rPr>
+              <w:t xml:space="preserve">  sw -.-&gt; router</w:t>
+            </w:r>
+          </w:p>
+          <w:p>
+            <w:pPr>
+              <w:spacing w:before="0" w:after="0" w:line="252" w:lineRule="auto"/>
+            </w:pPr>
+            <w:r>
+              <w:rPr>
+                <w:rFonts w:ascii="JetBrains Mono" w:hAnsi="JetBrains Mono" w:eastAsia="JetBrains Mono" w:cs="JetBrains Mono"/>
+                <w:color w:val="17261F"/>
+                <w:sz w:val="16"/>
+                <w:szCs w:val="16"/>
+              </w:rPr>
+              <w:t xml:space="preserve">  router --&gt; auth &amp; overview &amp; crops &amp; learning &amp; landing</w:t>
+            </w:r>
+          </w:p>
+          <w:p>
+            <w:pPr>
+              <w:spacing w:before="0" w:after="0" w:line="252" w:lineRule="auto"/>
+            </w:pPr>
+            <w:r>
+              <w:rPr>
+                <w:rFonts w:ascii="JetBrains Mono" w:hAnsi="JetBrains Mono" w:eastAsia="JetBrains Mono" w:cs="JetBrains Mono"/>
+                <w:color w:val="17261F"/>
+                <w:sz w:val="16"/>
+                <w:szCs w:val="16"/>
+              </w:rPr>
+              <w:t xml:space="preserve">  auth &amp; overview &amp; crops &amp; learning --&gt; lib</w:t>
+            </w:r>
+          </w:p>
+          <w:p>
+            <w:pPr>
+              <w:spacing w:before="0" w:after="0" w:line="252" w:lineRule="auto"/>
+            </w:pPr>
+            <w:r>
+              <w:rPr>
+                <w:rFonts w:ascii="JetBrains Mono" w:hAnsi="JetBrains Mono" w:eastAsia="JetBrains Mono" w:cs="JetBrains Mono"/>
+                <w:color w:val="17261F"/>
+                <w:sz w:val="16"/>
+                <w:szCs w:val="16"/>
+              </w:rPr>
+              <w:t xml:space="preserve">  lib --&gt;|"fetch + Bearer JWT"| api</w:t>
+            </w:r>
+          </w:p>
+          <w:p>
+            <w:pPr>
+              <w:spacing w:before="0" w:after="0" w:line="252" w:lineRule="auto"/>
+            </w:pPr>
+            <w:r>
+              <w:rPr>
+                <w:rFonts w:ascii="JetBrains Mono" w:hAnsi="JetBrains Mono" w:eastAsia="JetBrains Mono" w:cs="JetBrains Mono"/>
+                <w:color w:val="17261F"/>
+                <w:sz w:val="16"/>
+                <w:szCs w:val="16"/>
+              </w:rPr>
+              <w:t xml:space="preserve">  classDef leaf fill:#DDF5EA,stroke:#067A52,color:#17261F</w:t>
+            </w:r>
+          </w:p>
+          <w:p>
+            <w:pPr>
+              <w:spacing w:before="0" w:after="0" w:line="252" w:lineRule="auto"/>
+            </w:pPr>
+            <w:r>
+              <w:rPr>
+                <w:rFonts w:ascii="JetBrains Mono" w:hAnsi="JetBrains Mono" w:eastAsia="JetBrains Mono" w:cs="JetBrains Mono"/>
+                <w:color w:val="17261F"/>
+                <w:sz w:val="16"/>
+                <w:szCs w:val="16"/>
+              </w:rPr>
+              <w:t xml:space="preserve">  classDef water fill:#E3F2FB,stroke:#1F6FA0,color:#17261F</w:t>
+            </w:r>
+          </w:p>
+          <w:p>
+            <w:pPr>
+              <w:spacing w:before="0" w:after="0" w:line="252" w:lineRule="auto"/>
+            </w:pPr>
+            <w:r>
+              <w:rPr>
+                <w:rFonts w:ascii="JetBrains Mono" w:hAnsi="JetBrains Mono" w:eastAsia="JetBrains Mono" w:cs="JetBrains Mono"/>
+                <w:color w:val="17261F"/>
+                <w:sz w:val="16"/>
+                <w:szCs w:val="16"/>
+              </w:rPr>
+              <w:t xml:space="preserve">  classDef sun fill:#FDF4DD,stroke:#C98D12,color:#17261F</w:t>
+            </w:r>
+          </w:p>
+          <w:p>
+            <w:pPr>
+              <w:spacing w:before="0" w:after="0" w:line="252" w:lineRule="auto"/>
+            </w:pPr>
+            <w:r>
+              <w:rPr>
+                <w:rFonts w:ascii="JetBrains Mono" w:hAnsi="JetBrains Mono" w:eastAsia="JetBrains Mono" w:cs="JetBrains Mono"/>
+                <w:color w:val="17261F"/>
+                <w:sz w:val="16"/>
+                <w:szCs w:val="16"/>
+              </w:rPr>
+              <w:t xml:space="preserve">  classDef clay fill:#FBE9E1,stroke:#B85A38,color:#17261F</w:t>
+            </w:r>
+          </w:p>
+          <w:p>
+            <w:pPr>
+              <w:spacing w:before="0" w:after="0" w:line="252" w:lineRule="auto"/>
+            </w:pPr>
+            <w:r>
+              <w:rPr>
+                <w:rFonts w:ascii="JetBrains Mono" w:hAnsi="JetBrains Mono" w:eastAsia="JetBrains Mono" w:cs="JetBrains Mono"/>
+                <w:color w:val="17261F"/>
+                <w:sz w:val="16"/>
+                <w:szCs w:val="16"/>
+              </w:rPr>
+              <w:t xml:space="preserve">  classDef core fill:#067A52,stroke:#0B3D2B,color:#FFFFFF</w:t>
+            </w:r>
+          </w:p>
+          <w:p>
+            <w:pPr>
+              <w:spacing w:before="0" w:after="0" w:line="252" w:lineRule="auto"/>
+            </w:pPr>
+            <w:r>
+              <w:rPr>
+                <w:rFonts w:ascii="JetBrains Mono" w:hAnsi="JetBrains Mono" w:eastAsia="JetBrains Mono" w:cs="JetBrains Mono"/>
+                <w:color w:val="17261F"/>
+                <w:sz w:val="16"/>
+                <w:szCs w:val="16"/>
+              </w:rPr>
+              <w:t xml:space="preserve">  classDef deep fill:#0B3D2B,stroke:#06281C,color:#FFFFFF</w:t>
+            </w:r>
+          </w:p>
+          <w:p>
+            <w:pPr>
+              <w:spacing w:before="0" w:after="0" w:line="252" w:lineRule="auto"/>
+            </w:pPr>
+            <w:r>
+              <w:rPr>
+                <w:rFonts w:ascii="JetBrains Mono" w:hAnsi="JetBrains Mono" w:eastAsia="JetBrains Mono" w:cs="JetBrains Mono"/>
+                <w:color w:val="17261F"/>
+                <w:sz w:val="16"/>
+                <w:szCs w:val="16"/>
+              </w:rPr>
+              <w:t xml:space="preserve">  classDef muted fill:#F2F7F4,stroke:#5B6B63,color:#17261F</w:t>
+            </w:r>
+          </w:p>
+          <w:p>
+            <w:pPr>
+              <w:spacing w:before="0" w:after="0" w:line="252" w:lineRule="auto"/>
+            </w:pPr>
+            <w:r>
+              <w:rPr>
+                <w:rFonts w:ascii="JetBrains Mono" w:hAnsi="JetBrains Mono" w:eastAsia="JetBrains Mono" w:cs="JetBrains Mono"/>
+                <w:color w:val="17261F"/>
+                <w:sz w:val="16"/>
+                <w:szCs w:val="16"/>
+              </w:rPr>
+              <w:t xml:space="preserve">  class person,api water</w:t>
+            </w:r>
+          </w:p>
+          <w:p>
+            <w:pPr>
+              <w:spacing w:before="0" w:after="0" w:line="252" w:lineRule="auto"/>
+            </w:pPr>
+            <w:r>
+              <w:rPr>
+                <w:rFonts w:ascii="JetBrains Mono" w:hAnsi="JetBrains Mono" w:eastAsia="JetBrains Mono" w:cs="JetBrains Mono"/>
+                <w:color w:val="17261F"/>
+                <w:sz w:val="16"/>
+                <w:szCs w:val="16"/>
+              </w:rPr>
+              <w:t xml:space="preserve">  class nginx,sw sun</w:t>
+            </w:r>
+          </w:p>
+          <w:p>
+            <w:pPr>
+              <w:spacing w:before="0" w:after="0" w:line="252" w:lineRule="auto"/>
+            </w:pPr>
+            <w:r>
+              <w:rPr>
+                <w:rFonts w:ascii="JetBrains Mono" w:hAnsi="JetBrains Mono" w:eastAsia="JetBrains Mono" w:cs="JetBrains Mono"/>
+                <w:color w:val="17261F"/>
+                <w:sz w:val="16"/>
+                <w:szCs w:val="16"/>
+              </w:rPr>
+              <w:t xml:space="preserve">  class router core</w:t>
+            </w:r>
+          </w:p>
+          <w:p>
+            <w:pPr>
+              <w:spacing w:before="0" w:after="0" w:line="252" w:lineRule="auto"/>
+            </w:pPr>
+            <w:r>
+              <w:rPr>
+                <w:rFonts w:ascii="JetBrains Mono" w:hAnsi="JetBrains Mono" w:eastAsia="JetBrains Mono" w:cs="JetBrains Mono"/>
+                <w:color w:val="17261F"/>
+                <w:sz w:val="16"/>
+                <w:szCs w:val="16"/>
+              </w:rPr>
+              <w:t xml:space="preserve">  class auth,overview,crops,learning,landing leaf</w:t>
+            </w:r>
+          </w:p>
+          <w:p>
+            <w:pPr>
+              <w:spacing w:before="0" w:after="0" w:line="252" w:lineRule="auto"/>
+            </w:pPr>
+            <w:r>
+              <w:rPr>
+                <w:rFonts w:ascii="JetBrains Mono" w:hAnsi="JetBrains Mono" w:eastAsia="JetBrains Mono" w:cs="JetBrains Mono"/>
+                <w:color w:val="17261F"/>
+                <w:sz w:val="16"/>
+                <w:szCs w:val="16"/>
+              </w:rPr>
+              <w:t xml:space="preserve">  class lib muted</w:t>
+            </w:r>
+          </w:p>
+        </w:tc>
+      </w:tr>
+    </w:tbl>
+    <w:p>
+      <w:pPr>
+        <w:spacing w:before="160" w:after="0" w:line="240" w:lineRule="auto"/>
+        <w:rPr>
+          <w:sz w:val="8"/>
+        </w:rPr>
+      </w:pPr>
+    </w:p>
+    <w:p>
+      <w:pPr>
         <w:spacing w:before="0" w:after="140" w:line="288" w:lineRule="auto"/>
       </w:pPr>
       <w:r>
@@ -2213,6 +2831,470 @@
     </w:p>
     <w:p>
       <w:pPr>
+        <w:spacing w:before="80" w:after="0" w:line="240" w:lineRule="auto"/>
+        <w:rPr>
+          <w:sz w:val="8"/>
+        </w:rPr>
+      </w:pPr>
+    </w:p>
+    <w:tbl>
+      <w:tblPr>
+        <w:tblW w:w="9360" w:type="dxa"/>
+        <w:tblInd w:w="0" w:type="dxa"/>
+        <w:tblBorders>
+          <w:top w:val="nil"/>
+          <w:left w:val="nil"/>
+          <w:bottom w:val="nil"/>
+          <w:right w:val="nil"/>
+          <w:insideH w:val="nil"/>
+          <w:insideV w:val="nil"/>
+        </w:tblBorders>
+        <w:tblLayout w:type="fixed"/>
+        <w:tblCellMar>
+          <w:left w:w="0" w:type="dxa"/>
+          <w:right w:w="0" w:type="dxa"/>
+        </w:tblCellMar>
+        <w:tblLook w:val="0000" w:firstRow="0" w:lastRow="0" w:firstColumn="0" w:lastColumn="0" w:noHBand="1" w:noVBand="1"/>
+      </w:tblPr>
+      <w:tblGrid>
+        <w:gridCol w:w="9360"/>
+      </w:tblGrid>
+      <w:tr>
+        <w:trPr>
+          <w:cantSplit/>
+        </w:trPr>
+        <w:tc>
+          <w:tcPr>
+            <w:tcW w:w="9360" w:type="dxa"/>
+            <w:shd w:val="clear" w:color="auto" w:fill="0B3D2B"/>
+            <w:tcMar>
+              <w:top w:w="60" w:type="dxa"/>
+              <w:left w:w="200" w:type="dxa"/>
+              <w:bottom w:w="60" w:type="dxa"/>
+              <w:right w:w="200" w:type="dxa"/>
+            </w:tcMar>
+            <w:vAlign w:val="top"/>
+          </w:tcPr>
+          <w:p>
+            <w:pPr>
+              <w:spacing w:before="0" w:after="0" w:line="240" w:lineRule="auto"/>
+            </w:pPr>
+            <w:r>
+              <w:rPr>
+                <w:b/>
+                <w:bCs/>
+                <w:color w:val="7FDBB0"/>
+                <w:spacing w:val="40"/>
+                <w:sz w:val="14"/>
+                <w:szCs w:val="14"/>
+              </w:rPr>
+              <w:t xml:space="preserve">MERMAID</w:t>
+            </w:r>
+          </w:p>
+        </w:tc>
+      </w:tr>
+    </w:tbl>
+    <w:tbl>
+      <w:tblPr>
+        <w:tblW w:w="9360" w:type="dxa"/>
+        <w:tblInd w:w="0" w:type="dxa"/>
+        <w:tblBorders>
+          <w:top w:val="nil"/>
+          <w:left w:val="nil"/>
+          <w:bottom w:val="nil"/>
+          <w:right w:val="nil"/>
+          <w:insideH w:val="nil"/>
+          <w:insideV w:val="nil"/>
+        </w:tblBorders>
+        <w:tblLayout w:type="fixed"/>
+        <w:tblCellMar>
+          <w:left w:w="0" w:type="dxa"/>
+          <w:right w:w="0" w:type="dxa"/>
+        </w:tblCellMar>
+        <w:tblLook w:val="0000" w:firstRow="0" w:lastRow="0" w:firstColumn="0" w:lastColumn="0" w:noHBand="1" w:noVBand="1"/>
+      </w:tblPr>
+      <w:tblGrid>
+        <w:gridCol w:w="9360"/>
+      </w:tblGrid>
+      <w:tr>
+        <w:trPr>
+          <w:cantSplit/>
+        </w:trPr>
+        <w:tc>
+          <w:tcPr>
+            <w:tcW w:w="9360" w:type="dxa"/>
+            <w:shd w:val="clear" w:color="auto" w:fill="F7FAF8"/>
+            <w:tcMar>
+              <w:top w:w="120" w:type="dxa"/>
+              <w:left w:w="200" w:type="dxa"/>
+              <w:bottom w:w="120" w:type="dxa"/>
+              <w:right w:w="200" w:type="dxa"/>
+            </w:tcMar>
+            <w:vAlign w:val="top"/>
+          </w:tcPr>
+          <w:p>
+            <w:pPr>
+              <w:spacing w:before="0" w:after="0" w:line="252" w:lineRule="auto"/>
+            </w:pPr>
+            <w:r>
+              <w:rPr>
+                <w:rFonts w:ascii="JetBrains Mono" w:hAnsi="JetBrains Mono" w:eastAsia="JetBrains Mono" w:cs="JetBrains Mono"/>
+                <w:color w:val="17261F"/>
+                <w:sz w:val="16"/>
+                <w:szCs w:val="16"/>
+              </w:rPr>
+              <w:t xml:space="preserve">%%{init: {"theme": "base", "fontFamily": "Segoe UI, Arial, sans-serif", "themeVariables": {"fontFamily": "Segoe UI, Arial, sans-serif", "fontSize": "15px", "primaryColor": "#DDF5EA", "primaryTextColor": "#17261F", "primaryBorderColor": "#067A52", "secondaryColor": "#E3F2FB", "secondaryTextColor": "#17261F", "secondaryBorderColor": "#1F6FA0", "tertiaryColor": "#F2F7F4", "tertiaryTextColor": "#17261F", "tertiaryBorderColor": "#D5E3DC", "lineColor": "#5B6B63", "textColor": "#17261F", "mainBkg": "#DDF5EA", "nodeBorder": "#067A52", "clusterBkg": "#F7FAF8", "clusterBorder": "#D5E3DC", "edgeLabelBackground": "#FFFFFF", "actorBkg": "#067A52", "actorBorder": "#0B3D2B", "actorTextColor": "#FFFFFF", "actorLineColor": "#5B6B63", "signalColor": "#17261F", "signalTextColor": "#17261F", "labelBoxBkgColor": "#0B3D2B", "labelBoxBorderColor": "#0B3D2B", "labelTextColor": "#FFFFFF", "loopTextColor": "#0B3D2B", "noteBkgColor": "#FDF4DD", "noteBorderColor": "#C98D12", "noteTextColor": "#17261F", "activationBkgColor": "#DDF5EA", "activationBorderColor": "#067A52", "attributeBackgroundColorOdd": "#FFFFFF", "attributeBackgroundColorEven": "#F2F7F4"}}}%%</w:t>
+            </w:r>
+          </w:p>
+          <w:p>
+            <w:pPr>
+              <w:spacing w:before="0" w:after="0" w:line="252" w:lineRule="auto"/>
+            </w:pPr>
+            <w:r>
+              <w:rPr>
+                <w:rFonts w:ascii="JetBrains Mono" w:hAnsi="JetBrains Mono" w:eastAsia="JetBrains Mono" w:cs="JetBrains Mono"/>
+                <w:color w:val="17261F"/>
+                <w:sz w:val="16"/>
+                <w:szCs w:val="16"/>
+              </w:rPr>
+              <w:t xml:space="preserve">flowchart TB</w:t>
+            </w:r>
+          </w:p>
+          <w:p>
+            <w:pPr>
+              <w:spacing w:before="0" w:after="0" w:line="252" w:lineRule="auto"/>
+            </w:pPr>
+            <w:r>
+              <w:rPr>
+                <w:rFonts w:ascii="JetBrains Mono" w:hAnsi="JetBrains Mono" w:eastAsia="JetBrains Mono" w:cs="JetBrains Mono"/>
+                <w:color w:val="17261F"/>
+                <w:sz w:val="16"/>
+                <w:szCs w:val="16"/>
+              </w:rPr>
+              <w:t xml:space="preserve">  start(["Mis cultivos › Nuevo cultivo"]) --&gt; kind{"Paso 1 · ¿Real o virtual?&lt;br/&gt;aviso: no se puede cambiar después"}</w:t>
+            </w:r>
+          </w:p>
+          <w:p>
+            <w:pPr>
+              <w:spacing w:before="0" w:after="0" w:line="252" w:lineRule="auto"/>
+            </w:pPr>
+            <w:r>
+              <w:rPr>
+                <w:rFonts w:ascii="JetBrains Mono" w:hAnsi="JetBrains Mono" w:eastAsia="JetBrains Mono" w:cs="JetBrains Mono"/>
+                <w:color w:val="17261F"/>
+                <w:sz w:val="16"/>
+                <w:szCs w:val="16"/>
+              </w:rPr>
+              <w:t xml:space="preserve">  kind --&gt;|"Real"| details["Paso 2 · nombre, especie y forma&lt;br/&gt;maceta · tubos NFT · torre · balsa&lt;br/&gt;vista previa con la bomba, la luz y el ventilador"]</w:t>
+            </w:r>
+          </w:p>
+          <w:p>
+            <w:pPr>
+              <w:spacing w:before="0" w:after="0" w:line="252" w:lineRule="auto"/>
+            </w:pPr>
+            <w:r>
+              <w:rPr>
+                <w:rFonts w:ascii="JetBrains Mono" w:hAnsi="JetBrains Mono" w:eastAsia="JetBrains Mono" w:cs="JetBrains Mono"/>
+                <w:color w:val="17261F"/>
+                <w:sz w:val="16"/>
+                <w:szCs w:val="16"/>
+              </w:rPr>
+              <w:t xml:space="preserve">  kind --&gt;|"Virtual"| detailsv["Paso 2 · nombre, especie y forma&lt;br/&gt;vista previa con los seis actuadores"]</w:t>
+            </w:r>
+          </w:p>
+          <w:p>
+            <w:pPr>
+              <w:spacing w:before="0" w:after="0" w:line="252" w:lineRule="auto"/>
+            </w:pPr>
+            <w:r>
+              <w:rPr>
+                <w:rFonts w:ascii="JetBrains Mono" w:hAnsi="JetBrains Mono" w:eastAsia="JetBrains Mono" w:cs="JetBrains Mono"/>
+                <w:color w:val="17261F"/>
+                <w:sz w:val="16"/>
+                <w:szCs w:val="16"/>
+              </w:rPr>
+              <w:t xml:space="preserve">  detailsv --&gt; mode{"¿Cómo empieza la simulación?"}</w:t>
+            </w:r>
+          </w:p>
+          <w:p>
+            <w:pPr>
+              <w:spacing w:before="0" w:after="0" w:line="252" w:lineRule="auto"/>
+            </w:pPr>
+            <w:r>
+              <w:rPr>
+                <w:rFonts w:ascii="JetBrains Mono" w:hAnsi="JetBrains Mono" w:eastAsia="JetBrains Mono" w:cs="JetBrains Mono"/>
+                <w:color w:val="17261F"/>
+                <w:sz w:val="16"/>
+                <w:szCs w:val="16"/>
+              </w:rPr>
+              <w:t xml:space="preserve">  mode --&gt;|"Día y noche"| postv</w:t>
+            </w:r>
+          </w:p>
+          <w:p>
+            <w:pPr>
+              <w:spacing w:before="0" w:after="0" w:line="252" w:lineRule="auto"/>
+            </w:pPr>
+            <w:r>
+              <w:rPr>
+                <w:rFonts w:ascii="JetBrains Mono" w:hAnsi="JetBrains Mono" w:eastAsia="JetBrains Mono" w:cs="JetBrains Mono"/>
+                <w:color w:val="17261F"/>
+                <w:sz w:val="16"/>
+                <w:szCs w:val="16"/>
+              </w:rPr>
+              <w:t xml:space="preserve">  mode --&gt;|"Clima real"| place["Buscar el lugar o usar la ubicación&lt;br/&gt;(formulario aparte)"] --&gt; postv</w:t>
+            </w:r>
+          </w:p>
+          <w:p>
+            <w:pPr>
+              <w:spacing w:before="0" w:after="0" w:line="252" w:lineRule="auto"/>
+            </w:pPr>
+            <w:r>
+              <w:rPr>
+                <w:rFonts w:ascii="JetBrains Mono" w:hAnsi="JetBrains Mono" w:eastAsia="JetBrains Mono" w:cs="JetBrains Mono"/>
+                <w:color w:val="17261F"/>
+                <w:sz w:val="16"/>
+                <w:szCs w:val="16"/>
+              </w:rPr>
+              <w:t xml:space="preserve">  mode --&gt;|"Manual"| postv["POST /crops · kind VIRTUAL · virtual"]</w:t>
+            </w:r>
+          </w:p>
+          <w:p>
+            <w:pPr>
+              <w:spacing w:before="0" w:after="0" w:line="252" w:lineRule="auto"/>
+            </w:pPr>
+            <w:r>
+              <w:rPr>
+                <w:rFonts w:ascii="JetBrains Mono" w:hAnsi="JetBrains Mono" w:eastAsia="JetBrains Mono" w:cs="JetBrains Mono"/>
+                <w:color w:val="17261F"/>
+                <w:sz w:val="16"/>
+                <w:szCs w:val="16"/>
+              </w:rPr>
+              <w:t xml:space="preserve">  details --&gt; post["POST /crops · kind REAL"]</w:t>
+            </w:r>
+          </w:p>
+          <w:p>
+            <w:pPr>
+              <w:spacing w:before="0" w:after="0" w:line="252" w:lineRule="auto"/>
+            </w:pPr>
+            <w:r>
+              <w:rPr>
+                <w:rFonts w:ascii="JetBrains Mono" w:hAnsi="JetBrains Mono" w:eastAsia="JetBrains Mono" w:cs="JetBrains Mono"/>
+                <w:color w:val="17261F"/>
+                <w:sz w:val="16"/>
+                <w:szCs w:val="16"/>
+              </w:rPr>
+              <w:t xml:space="preserve">  post --&gt; guide["Paso 3 · Conecta tu dispositivo&lt;br/&gt;clave mostrada una sola vez&lt;br/&gt;ESP32 físico o Wokwi con su config.py"]</w:t>
+            </w:r>
+          </w:p>
+          <w:p>
+            <w:pPr>
+              <w:spacing w:before="0" w:after="0" w:line="252" w:lineRule="auto"/>
+            </w:pPr>
+            <w:r>
+              <w:rPr>
+                <w:rFonts w:ascii="JetBrains Mono" w:hAnsi="JetBrains Mono" w:eastAsia="JetBrains Mono" w:cs="JetBrains Mono"/>
+                <w:color w:val="17261F"/>
+                <w:sz w:val="16"/>
+                <w:szCs w:val="16"/>
+              </w:rPr>
+              <w:t xml:space="preserve">  guide --&gt; live(["Detalle del cultivo&lt;br/&gt;con su ilustración"])</w:t>
+            </w:r>
+          </w:p>
+          <w:p>
+            <w:pPr>
+              <w:spacing w:before="0" w:after="0" w:line="252" w:lineRule="auto"/>
+            </w:pPr>
+            <w:r>
+              <w:rPr>
+                <w:rFonts w:ascii="JetBrains Mono" w:hAnsi="JetBrains Mono" w:eastAsia="JetBrains Mono" w:cs="JetBrains Mono"/>
+                <w:color w:val="17261F"/>
+                <w:sz w:val="16"/>
+                <w:szCs w:val="16"/>
+              </w:rPr>
+              <w:t xml:space="preserve">  postv --&gt; live</w:t>
+            </w:r>
+          </w:p>
+          <w:p>
+            <w:pPr>
+              <w:spacing w:before="0" w:after="0" w:line="252" w:lineRule="auto"/>
+            </w:pPr>
+            <w:r>
+              <w:rPr>
+                <w:rFonts w:ascii="JetBrains Mono" w:hAnsi="JetBrains Mono" w:eastAsia="JetBrains Mono" w:cs="JetBrains Mono"/>
+                <w:color w:val="17261F"/>
+                <w:sz w:val="16"/>
+                <w:szCs w:val="16"/>
+              </w:rPr>
+              <w:t xml:space="preserve">  classDef leaf fill:#DDF5EA,stroke:#067A52,color:#17261F</w:t>
+            </w:r>
+          </w:p>
+          <w:p>
+            <w:pPr>
+              <w:spacing w:before="0" w:after="0" w:line="252" w:lineRule="auto"/>
+            </w:pPr>
+            <w:r>
+              <w:rPr>
+                <w:rFonts w:ascii="JetBrains Mono" w:hAnsi="JetBrains Mono" w:eastAsia="JetBrains Mono" w:cs="JetBrains Mono"/>
+                <w:color w:val="17261F"/>
+                <w:sz w:val="16"/>
+                <w:szCs w:val="16"/>
+              </w:rPr>
+              <w:t xml:space="preserve">  classDef water fill:#E3F2FB,stroke:#1F6FA0,color:#17261F</w:t>
+            </w:r>
+          </w:p>
+          <w:p>
+            <w:pPr>
+              <w:spacing w:before="0" w:after="0" w:line="252" w:lineRule="auto"/>
+            </w:pPr>
+            <w:r>
+              <w:rPr>
+                <w:rFonts w:ascii="JetBrains Mono" w:hAnsi="JetBrains Mono" w:eastAsia="JetBrains Mono" w:cs="JetBrains Mono"/>
+                <w:color w:val="17261F"/>
+                <w:sz w:val="16"/>
+                <w:szCs w:val="16"/>
+              </w:rPr>
+              <w:t xml:space="preserve">  classDef sun fill:#FDF4DD,stroke:#C98D12,color:#17261F</w:t>
+            </w:r>
+          </w:p>
+          <w:p>
+            <w:pPr>
+              <w:spacing w:before="0" w:after="0" w:line="252" w:lineRule="auto"/>
+            </w:pPr>
+            <w:r>
+              <w:rPr>
+                <w:rFonts w:ascii="JetBrains Mono" w:hAnsi="JetBrains Mono" w:eastAsia="JetBrains Mono" w:cs="JetBrains Mono"/>
+                <w:color w:val="17261F"/>
+                <w:sz w:val="16"/>
+                <w:szCs w:val="16"/>
+              </w:rPr>
+              <w:t xml:space="preserve">  classDef clay fill:#FBE9E1,stroke:#B85A38,color:#17261F</w:t>
+            </w:r>
+          </w:p>
+          <w:p>
+            <w:pPr>
+              <w:spacing w:before="0" w:after="0" w:line="252" w:lineRule="auto"/>
+            </w:pPr>
+            <w:r>
+              <w:rPr>
+                <w:rFonts w:ascii="JetBrains Mono" w:hAnsi="JetBrains Mono" w:eastAsia="JetBrains Mono" w:cs="JetBrains Mono"/>
+                <w:color w:val="17261F"/>
+                <w:sz w:val="16"/>
+                <w:szCs w:val="16"/>
+              </w:rPr>
+              <w:t xml:space="preserve">  classDef core fill:#067A52,stroke:#0B3D2B,color:#FFFFFF</w:t>
+            </w:r>
+          </w:p>
+          <w:p>
+            <w:pPr>
+              <w:spacing w:before="0" w:after="0" w:line="252" w:lineRule="auto"/>
+            </w:pPr>
+            <w:r>
+              <w:rPr>
+                <w:rFonts w:ascii="JetBrains Mono" w:hAnsi="JetBrains Mono" w:eastAsia="JetBrains Mono" w:cs="JetBrains Mono"/>
+                <w:color w:val="17261F"/>
+                <w:sz w:val="16"/>
+                <w:szCs w:val="16"/>
+              </w:rPr>
+              <w:t xml:space="preserve">  classDef deep fill:#0B3D2B,stroke:#06281C,color:#FFFFFF</w:t>
+            </w:r>
+          </w:p>
+          <w:p>
+            <w:pPr>
+              <w:spacing w:before="0" w:after="0" w:line="252" w:lineRule="auto"/>
+            </w:pPr>
+            <w:r>
+              <w:rPr>
+                <w:rFonts w:ascii="JetBrains Mono" w:hAnsi="JetBrains Mono" w:eastAsia="JetBrains Mono" w:cs="JetBrains Mono"/>
+                <w:color w:val="17261F"/>
+                <w:sz w:val="16"/>
+                <w:szCs w:val="16"/>
+              </w:rPr>
+              <w:t xml:space="preserve">  classDef muted fill:#F2F7F4,stroke:#5B6B63,color:#17261F</w:t>
+            </w:r>
+          </w:p>
+          <w:p>
+            <w:pPr>
+              <w:spacing w:before="0" w:after="0" w:line="252" w:lineRule="auto"/>
+            </w:pPr>
+            <w:r>
+              <w:rPr>
+                <w:rFonts w:ascii="JetBrains Mono" w:hAnsi="JetBrains Mono" w:eastAsia="JetBrains Mono" w:cs="JetBrains Mono"/>
+                <w:color w:val="17261F"/>
+                <w:sz w:val="16"/>
+                <w:szCs w:val="16"/>
+              </w:rPr>
+              <w:t xml:space="preserve">  class start,live core</w:t>
+            </w:r>
+          </w:p>
+          <w:p>
+            <w:pPr>
+              <w:spacing w:before="0" w:after="0" w:line="252" w:lineRule="auto"/>
+            </w:pPr>
+            <w:r>
+              <w:rPr>
+                <w:rFonts w:ascii="JetBrains Mono" w:hAnsi="JetBrains Mono" w:eastAsia="JetBrains Mono" w:cs="JetBrains Mono"/>
+                <w:color w:val="17261F"/>
+                <w:sz w:val="16"/>
+                <w:szCs w:val="16"/>
+              </w:rPr>
+              <w:t xml:space="preserve">  class kind,mode sun</w:t>
+            </w:r>
+          </w:p>
+          <w:p>
+            <w:pPr>
+              <w:spacing w:before="0" w:after="0" w:line="252" w:lineRule="auto"/>
+            </w:pPr>
+            <w:r>
+              <w:rPr>
+                <w:rFonts w:ascii="JetBrains Mono" w:hAnsi="JetBrains Mono" w:eastAsia="JetBrains Mono" w:cs="JetBrains Mono"/>
+                <w:color w:val="17261F"/>
+                <w:sz w:val="16"/>
+                <w:szCs w:val="16"/>
+              </w:rPr>
+              <w:t xml:space="preserve">  class details,detailsv,place leaf</w:t>
+            </w:r>
+          </w:p>
+          <w:p>
+            <w:pPr>
+              <w:spacing w:before="0" w:after="0" w:line="252" w:lineRule="auto"/>
+            </w:pPr>
+            <w:r>
+              <w:rPr>
+                <w:rFonts w:ascii="JetBrains Mono" w:hAnsi="JetBrains Mono" w:eastAsia="JetBrains Mono" w:cs="JetBrains Mono"/>
+                <w:color w:val="17261F"/>
+                <w:sz w:val="16"/>
+                <w:szCs w:val="16"/>
+              </w:rPr>
+              <w:t xml:space="preserve">  class post,postv water</w:t>
+            </w:r>
+          </w:p>
+          <w:p>
+            <w:pPr>
+              <w:spacing w:before="0" w:after="0" w:line="252" w:lineRule="auto"/>
+            </w:pPr>
+            <w:r>
+              <w:rPr>
+                <w:rFonts w:ascii="JetBrains Mono" w:hAnsi="JetBrains Mono" w:eastAsia="JetBrains Mono" w:cs="JetBrains Mono"/>
+                <w:color w:val="17261F"/>
+                <w:sz w:val="16"/>
+                <w:szCs w:val="16"/>
+              </w:rPr>
+              <w:t xml:space="preserve">  class guide clay</w:t>
+            </w:r>
+          </w:p>
+        </w:tc>
+      </w:tr>
+    </w:tbl>
+    <w:p>
+      <w:pPr>
+        <w:spacing w:before="160" w:after="0" w:line="240" w:lineRule="auto"/>
+        <w:rPr>
+          <w:sz w:val="8"/>
+        </w:rPr>
+      </w:pPr>
+    </w:p>
+    <w:p>
+      <w:pPr>
         <w:keepNext/>
         <w:spacing w:before="60" w:after="0" w:line="240" w:lineRule="auto"/>
         <w:rPr>
@@ -2452,7 +3534,7 @@
                 <w:sz w:val="17"/>
                 <w:szCs w:val="17"/>
               </w:rPr>
-              <w:t xml:space="preserve">Vista previa</w:t>
+              <w:t xml:space="preserve">Lugar</w:t>
             </w:r>
           </w:p>
         </w:tc>
@@ -2478,7 +3560,7 @@
                 <w:sz w:val="17"/>
                 <w:szCs w:val="17"/>
               </w:rPr>
-              <w:t xml:space="preserve">La escena del cultivo con la especie y la forma elegidas y los actuadores con los que nace</w:t>
+              <w:t xml:space="preserve">Bajo techo o al aire libre, cuánto sol recibe y la ubicación; se puede cambiar en Ajustes</w:t>
             </w:r>
           </w:p>
         </w:tc>
@@ -2511,7 +3593,7 @@
                 <w:sz w:val="17"/>
                 <w:szCs w:val="17"/>
               </w:rPr>
-              <w:t xml:space="preserve">Real</w:t>
+              <w:t xml:space="preserve">Vista previa</w:t>
             </w:r>
           </w:p>
         </w:tc>
@@ -2537,33 +3619,7 @@
                 <w:sz w:val="17"/>
                 <w:szCs w:val="17"/>
               </w:rPr>
-              <w:t xml:space="preserve">Muestra la clave una sola vez y la guía: circuito y pines, firmware y </w:t>
-            </w:r>
-            <w:r>
-              <w:rPr>
-                <w:rFonts w:ascii="JetBrains Mono" w:hAnsi="JetBrains Mono" w:eastAsia="JetBrains Mono" w:cs="JetBrains Mono"/>
-                <w:color w:val="0A5A3C"/>
-                <w:sz w:val="15"/>
-                <w:szCs w:val="15"/>
-              </w:rPr>
-              <w:t xml:space="preserve">config.py</w:t>
-            </w:r>
-            <w:r>
-              <w:rPr>
-                <w:color w:val="17261F"/>
-                <w:sz w:val="17"/>
-                <w:szCs w:val="17"/>
-              </w:rPr>
-              <w:t xml:space="preserve"> con la red WiFi, o el proyecto de Wokwi con la red </w:t>
-            </w:r>
-            <w:r>
-              <w:rPr>
-                <w:rFonts w:ascii="JetBrains Mono" w:hAnsi="JetBrains Mono" w:eastAsia="JetBrains Mono" w:cs="JetBrains Mono"/>
-                <w:color w:val="0A5A3C"/>
-                <w:sz w:val="15"/>
-                <w:szCs w:val="15"/>
-              </w:rPr>
-              <w:t xml:space="preserve">Wokwi-GUEST</w:t>
+              <w:t xml:space="preserve">La escena del cultivo con la especie y la forma elegidas y los actuadores con los que nace</w:t>
             </w:r>
           </w:p>
         </w:tc>
@@ -2596,7 +3652,7 @@
                 <w:sz w:val="17"/>
                 <w:szCs w:val="17"/>
               </w:rPr>
-              <w:t xml:space="preserve">Virtual</w:t>
+              <w:t xml:space="preserve">Real</w:t>
             </w:r>
           </w:p>
         </w:tc>
@@ -2604,6 +3660,108 @@
           <w:tcPr>
             <w:tcW w:w="8040" w:type="dxa"/>
             <w:shd w:val="clear" w:color="auto" w:fill="FFFFFF"/>
+            <w:tcMar>
+              <w:top w:w="70" w:type="dxa"/>
+              <w:left w:w="110" w:type="dxa"/>
+              <w:bottom w:w="70" w:type="dxa"/>
+              <w:right w:w="110" w:type="dxa"/>
+            </w:tcMar>
+            <w:vAlign w:val="center"/>
+          </w:tcPr>
+          <w:p>
+            <w:pPr>
+              <w:spacing w:before="0" w:after="0" w:line="252" w:lineRule="auto"/>
+            </w:pPr>
+            <w:r>
+              <w:rPr>
+                <w:color w:val="17261F"/>
+                <w:sz w:val="17"/>
+                <w:szCs w:val="17"/>
+              </w:rPr>
+              <w:t xml:space="preserve">Muestra la clave una sola vez y la guía: circuito y pines, firmware y </w:t>
+            </w:r>
+            <w:r>
+              <w:rPr>
+                <w:rFonts w:ascii="JetBrains Mono" w:hAnsi="JetBrains Mono" w:eastAsia="JetBrains Mono" w:cs="JetBrains Mono"/>
+                <w:color w:val="0A5A3C"/>
+                <w:sz w:val="15"/>
+                <w:szCs w:val="15"/>
+              </w:rPr>
+              <w:t xml:space="preserve">config.py</w:t>
+            </w:r>
+            <w:r>
+              <w:rPr>
+                <w:color w:val="17261F"/>
+                <w:sz w:val="17"/>
+                <w:szCs w:val="17"/>
+              </w:rPr>
+              <w:t xml:space="preserve"> con la red WiFi y la CA del broker (que toma de </w:t>
+            </w:r>
+            <w:r>
+              <w:rPr>
+                <w:rFonts w:ascii="JetBrains Mono" w:hAnsi="JetBrains Mono" w:eastAsia="JetBrains Mono" w:cs="JetBrains Mono"/>
+                <w:color w:val="0A5A3C"/>
+                <w:sz w:val="15"/>
+                <w:szCs w:val="15"/>
+              </w:rPr>
+              <w:t xml:space="preserve">/ca.crt</w:t>
+            </w:r>
+            <w:r>
+              <w:rPr>
+                <w:color w:val="17261F"/>
+                <w:sz w:val="17"/>
+                <w:szCs w:val="17"/>
+              </w:rPr>
+              <w:t xml:space="preserve">), o el proyecto de Wokwi con la red </w:t>
+            </w:r>
+            <w:r>
+              <w:rPr>
+                <w:rFonts w:ascii="JetBrains Mono" w:hAnsi="JetBrains Mono" w:eastAsia="JetBrains Mono" w:cs="JetBrains Mono"/>
+                <w:color w:val="0A5A3C"/>
+                <w:sz w:val="15"/>
+                <w:szCs w:val="15"/>
+              </w:rPr>
+              <w:t xml:space="preserve">Wokwi-GUEST</w:t>
+            </w:r>
+          </w:p>
+        </w:tc>
+      </w:tr>
+      <w:tr>
+        <w:trPr>
+          <w:cantSplit/>
+        </w:trPr>
+        <w:tc>
+          <w:tcPr>
+            <w:tcW w:w="1320" w:type="dxa"/>
+            <w:shd w:val="clear" w:color="auto" w:fill="F2F7F4"/>
+            <w:tcMar>
+              <w:top w:w="70" w:type="dxa"/>
+              <w:left w:w="110" w:type="dxa"/>
+              <w:bottom w:w="70" w:type="dxa"/>
+              <w:right w:w="110" w:type="dxa"/>
+            </w:tcMar>
+            <w:vAlign w:val="center"/>
+          </w:tcPr>
+          <w:p>
+            <w:pPr>
+              <w:spacing w:before="0" w:after="0" w:line="252" w:lineRule="auto"/>
+            </w:pPr>
+            <w:r>
+              <w:rPr>
+                <w:b/>
+                <w:bCs/>
+                <w:color w:val="0A5A3C"/>
+                <w:sz w:val="17"/>
+                <w:szCs w:val="17"/>
+              </w:rPr>
+              <w:t xml:space="preserve">Virtual</w:t>
+            </w:r>
+          </w:p>
+        </w:tc>
+        <w:tc>
+          <w:tcPr>
+            <w:tcW w:w="8040" w:type="dxa"/>
+            <w:shd w:val="clear" w:color="auto" w:fill="F2F7F4"/>
             <w:tcMar>
               <w:top w:w="70" w:type="dxa"/>
               <w:left w:w="110" w:type="dxa"/>
@@ -2694,7 +3852,7 @@
       <w:r>
         <w:drawing>
           <wp:inline distT="0" distB="0" distL="0" distR="0">
-            <wp:extent cx="4096301" cy="4318000"/>
+            <wp:extent cx="3913389" cy="4318000"/>
             <wp:docPr id="111" name="SmartPot_Web_02_Live_Scene"/>
             <wp:cNvGraphicFramePr>
               <a:graphicFrameLocks noChangeAspect="1"/>
@@ -2715,7 +3873,7 @@
                   <pic:spPr>
                     <a:xfrm>
                       <a:off x="0" y="0"/>
-                      <a:ext cx="4096301" cy="4318000"/>
+                      <a:ext cx="3913389" cy="4318000"/>
                     </a:xfrm>
                     <a:prstGeom prst="rect">
                       <a:avLst/>
@@ -2767,6 +3925,736 @@
           <w:pgMar w:top="1700" w:right="1440" w:bottom="1440" w:left="1440" w:header="700" w:footer="620" w:gutter="0"/>
           <w:cols w:space="720"/>
         </w:sectPr>
+      </w:pPr>
+    </w:p>
+    <w:p>
+      <w:pPr>
+        <w:spacing w:before="80" w:after="0" w:line="240" w:lineRule="auto"/>
+        <w:rPr>
+          <w:sz w:val="8"/>
+        </w:rPr>
+      </w:pPr>
+    </w:p>
+    <w:tbl>
+      <w:tblPr>
+        <w:tblW w:w="9360" w:type="dxa"/>
+        <w:tblInd w:w="0" w:type="dxa"/>
+        <w:tblBorders>
+          <w:top w:val="nil"/>
+          <w:left w:val="nil"/>
+          <w:bottom w:val="nil"/>
+          <w:right w:val="nil"/>
+          <w:insideH w:val="nil"/>
+          <w:insideV w:val="nil"/>
+        </w:tblBorders>
+        <w:tblLayout w:type="fixed"/>
+        <w:tblCellMar>
+          <w:left w:w="0" w:type="dxa"/>
+          <w:right w:w="0" w:type="dxa"/>
+        </w:tblCellMar>
+        <w:tblLook w:val="0000" w:firstRow="0" w:lastRow="0" w:firstColumn="0" w:lastColumn="0" w:noHBand="1" w:noVBand="1"/>
+      </w:tblPr>
+      <w:tblGrid>
+        <w:gridCol w:w="9360"/>
+      </w:tblGrid>
+      <w:tr>
+        <w:trPr>
+          <w:cantSplit/>
+        </w:trPr>
+        <w:tc>
+          <w:tcPr>
+            <w:tcW w:w="9360" w:type="dxa"/>
+            <w:shd w:val="clear" w:color="auto" w:fill="0B3D2B"/>
+            <w:tcMar>
+              <w:top w:w="60" w:type="dxa"/>
+              <w:left w:w="200" w:type="dxa"/>
+              <w:bottom w:w="60" w:type="dxa"/>
+              <w:right w:w="200" w:type="dxa"/>
+            </w:tcMar>
+            <w:vAlign w:val="top"/>
+          </w:tcPr>
+          <w:p>
+            <w:pPr>
+              <w:spacing w:before="0" w:after="0" w:line="240" w:lineRule="auto"/>
+            </w:pPr>
+            <w:r>
+              <w:rPr>
+                <w:b/>
+                <w:bCs/>
+                <w:color w:val="7FDBB0"/>
+                <w:spacing w:val="40"/>
+                <w:sz w:val="14"/>
+                <w:szCs w:val="14"/>
+              </w:rPr>
+              <w:t xml:space="preserve">MERMAID</w:t>
+            </w:r>
+          </w:p>
+        </w:tc>
+      </w:tr>
+    </w:tbl>
+    <w:tbl>
+      <w:tblPr>
+        <w:tblW w:w="9360" w:type="dxa"/>
+        <w:tblInd w:w="0" w:type="dxa"/>
+        <w:tblBorders>
+          <w:top w:val="nil"/>
+          <w:left w:val="nil"/>
+          <w:bottom w:val="nil"/>
+          <w:right w:val="nil"/>
+          <w:insideH w:val="nil"/>
+          <w:insideV w:val="nil"/>
+        </w:tblBorders>
+        <w:tblLayout w:type="fixed"/>
+        <w:tblCellMar>
+          <w:left w:w="0" w:type="dxa"/>
+          <w:right w:w="0" w:type="dxa"/>
+        </w:tblCellMar>
+        <w:tblLook w:val="0000" w:firstRow="0" w:lastRow="0" w:firstColumn="0" w:lastColumn="0" w:noHBand="1" w:noVBand="1"/>
+      </w:tblPr>
+      <w:tblGrid>
+        <w:gridCol w:w="9360"/>
+      </w:tblGrid>
+      <w:tr>
+        <w:trPr>
+          <w:cantSplit/>
+        </w:trPr>
+        <w:tc>
+          <w:tcPr>
+            <w:tcW w:w="9360" w:type="dxa"/>
+            <w:shd w:val="clear" w:color="auto" w:fill="F7FAF8"/>
+            <w:tcMar>
+              <w:top w:w="120" w:type="dxa"/>
+              <w:left w:w="200" w:type="dxa"/>
+              <w:bottom w:w="120" w:type="dxa"/>
+              <w:right w:w="200" w:type="dxa"/>
+            </w:tcMar>
+            <w:vAlign w:val="top"/>
+          </w:tcPr>
+          <w:p>
+            <w:pPr>
+              <w:spacing w:before="0" w:after="0" w:line="252" w:lineRule="auto"/>
+            </w:pPr>
+            <w:r>
+              <w:rPr>
+                <w:rFonts w:ascii="JetBrains Mono" w:hAnsi="JetBrains Mono" w:eastAsia="JetBrains Mono" w:cs="JetBrains Mono"/>
+                <w:color w:val="17261F"/>
+                <w:sz w:val="16"/>
+                <w:szCs w:val="16"/>
+              </w:rPr>
+              <w:t xml:space="preserve">%%{init: {"theme": "base", "fontFamily": "Segoe UI, Arial, sans-serif", "themeVariables": {"fontFamily": "Segoe UI, Arial, sans-serif", "fontSize": "15px", "primaryColor": "#DDF5EA", "primaryTextColor": "#17261F", "primaryBorderColor": "#067A52", "secondaryColor": "#E3F2FB", "secondaryTextColor": "#17261F", "secondaryBorderColor": "#1F6FA0", "tertiaryColor": "#F2F7F4", "tertiaryTextColor": "#17261F", "tertiaryBorderColor": "#D5E3DC", "lineColor": "#5B6B63", "textColor": "#17261F", "mainBkg": "#DDF5EA", "nodeBorder": "#067A52", "clusterBkg": "#F7FAF8", "clusterBorder": "#D5E3DC", "edgeLabelBackground": "#FFFFFF", "actorBkg": "#067A52", "actorBorder": "#0B3D2B", "actorTextColor": "#FFFFFF", "actorLineColor": "#5B6B63", "signalColor": "#17261F", "signalTextColor": "#17261F", "labelBoxBkgColor": "#0B3D2B", "labelBoxBorderColor": "#0B3D2B", "labelTextColor": "#FFFFFF", "loopTextColor": "#0B3D2B", "noteBkgColor": "#FDF4DD", "noteBorderColor": "#C98D12", "noteTextColor": "#17261F", "activationBkgColor": "#DDF5EA", "activationBorderColor": "#067A52", "attributeBackgroundColorOdd": "#FFFFFF", "attributeBackgroundColorEven": "#F2F7F4"}}}%%</w:t>
+            </w:r>
+          </w:p>
+          <w:p>
+            <w:pPr>
+              <w:spacing w:before="0" w:after="0" w:line="252" w:lineRule="auto"/>
+            </w:pPr>
+            <w:r>
+              <w:rPr>
+                <w:rFonts w:ascii="JetBrains Mono" w:hAnsi="JetBrains Mono" w:eastAsia="JetBrains Mono" w:cs="JetBrains Mono"/>
+                <w:color w:val="17261F"/>
+                <w:sz w:val="16"/>
+                <w:szCs w:val="16"/>
+              </w:rPr>
+              <w:t xml:space="preserve">flowchart LR</w:t>
+            </w:r>
+          </w:p>
+          <w:p>
+            <w:pPr>
+              <w:spacing w:before="0" w:after="0" w:line="252" w:lineRule="auto"/>
+            </w:pPr>
+            <w:r>
+              <w:rPr>
+                <w:rFonts w:ascii="JetBrains Mono" w:hAnsi="JetBrains Mono" w:eastAsia="JetBrains Mono" w:cs="JetBrains Mono"/>
+                <w:color w:val="17261F"/>
+                <w:sz w:val="16"/>
+                <w:szCs w:val="16"/>
+              </w:rPr>
+              <w:t xml:space="preserve">  subgraph datos["Datos · refresco cada 5 a 20 s"]</w:t>
+            </w:r>
+          </w:p>
+          <w:p>
+            <w:pPr>
+              <w:spacing w:before="0" w:after="0" w:line="252" w:lineRule="auto"/>
+            </w:pPr>
+            <w:r>
+              <w:rPr>
+                <w:rFonts w:ascii="JetBrains Mono" w:hAnsi="JetBrains Mono" w:eastAsia="JetBrains Mono" w:cs="JetBrains Mono"/>
+                <w:color w:val="17261F"/>
+                <w:sz w:val="16"/>
+                <w:szCs w:val="16"/>
+              </w:rPr>
+              <w:t xml:space="preserve">    direction TB</w:t>
+            </w:r>
+          </w:p>
+          <w:p>
+            <w:pPr>
+              <w:spacing w:before="0" w:after="0" w:line="252" w:lineRule="auto"/>
+            </w:pPr>
+            <w:r>
+              <w:rPr>
+                <w:rFonts w:ascii="JetBrains Mono" w:hAnsi="JetBrains Mono" w:eastAsia="JetBrains Mono" w:cs="JetBrains Mono"/>
+                <w:color w:val="17261F"/>
+                <w:sz w:val="16"/>
+                <w:szCs w:val="16"/>
+              </w:rPr>
+              <w:t xml:space="preserve">    crop["crop&lt;br/&gt;kind · form · type · health&lt;br/&gt;device.online · latestReading"]</w:t>
+            </w:r>
+          </w:p>
+          <w:p>
+            <w:pPr>
+              <w:spacing w:before="0" w:after="0" w:line="252" w:lineRule="auto"/>
+            </w:pPr>
+            <w:r>
+              <w:rPr>
+                <w:rFonts w:ascii="JetBrains Mono" w:hAnsi="JetBrains Mono" w:eastAsia="JetBrains Mono" w:cs="JetBrains Mono"/>
+                <w:color w:val="17261F"/>
+                <w:sz w:val="16"/>
+                <w:szCs w:val="16"/>
+              </w:rPr>
+              <w:t xml:space="preserve">    acts["actuators&lt;br/&gt;active"]</w:t>
+            </w:r>
+          </w:p>
+          <w:p>
+            <w:pPr>
+              <w:spacing w:before="0" w:after="0" w:line="252" w:lineRule="auto"/>
+            </w:pPr>
+            <w:r>
+              <w:rPr>
+                <w:rFonts w:ascii="JetBrains Mono" w:hAnsi="JetBrains Mono" w:eastAsia="JetBrains Mono" w:cs="JetBrains Mono"/>
+                <w:color w:val="17261F"/>
+                <w:sz w:val="16"/>
+                <w:szCs w:val="16"/>
+              </w:rPr>
+              <w:t xml:space="preserve">    cmds["commands&lt;br/&gt;órdenes por tiempo ejecutadas"]</w:t>
+            </w:r>
+          </w:p>
+          <w:p>
+            <w:pPr>
+              <w:spacing w:before="0" w:after="0" w:line="252" w:lineRule="auto"/>
+            </w:pPr>
+            <w:r>
+              <w:rPr>
+                <w:rFonts w:ascii="JetBrains Mono" w:hAnsi="JetBrains Mono" w:eastAsia="JetBrains Mono" w:cs="JetBrains Mono"/>
+                <w:color w:val="17261F"/>
+                <w:sz w:val="16"/>
+                <w:szCs w:val="16"/>
+              </w:rPr>
+              <w:t xml:space="preserve">    simd["virtual-device&lt;br/&gt;solo virtuales: clima, estado&lt;br/&gt;y actuadores del simulador"]</w:t>
+            </w:r>
+          </w:p>
+          <w:p>
+            <w:pPr>
+              <w:spacing w:before="0" w:after="0" w:line="252" w:lineRule="auto"/>
+            </w:pPr>
+            <w:r>
+              <w:rPr>
+                <w:rFonts w:ascii="JetBrains Mono" w:hAnsi="JetBrains Mono" w:eastAsia="JetBrains Mono" w:cs="JetBrains Mono"/>
+                <w:color w:val="17261F"/>
+                <w:sz w:val="16"/>
+                <w:szCs w:val="16"/>
+              </w:rPr>
+              <w:t xml:space="preserve">  end</w:t>
+            </w:r>
+          </w:p>
+          <w:p>
+            <w:pPr>
+              <w:spacing w:before="0" w:after="0" w:line="252" w:lineRule="auto"/>
+            </w:pPr>
+            <w:r>
+              <w:rPr>
+                <w:rFonts w:ascii="JetBrains Mono" w:hAnsi="JetBrains Mono" w:eastAsia="JetBrains Mono" w:cs="JetBrains Mono"/>
+                <w:color w:val="17261F"/>
+                <w:sz w:val="16"/>
+                <w:szCs w:val="16"/>
+              </w:rPr>
+              <w:t xml:space="preserve">  subgraph live["live.ts"]</w:t>
+            </w:r>
+          </w:p>
+          <w:p>
+            <w:pPr>
+              <w:spacing w:before="0" w:after="0" w:line="252" w:lineRule="auto"/>
+            </w:pPr>
+            <w:r>
+              <w:rPr>
+                <w:rFonts w:ascii="JetBrains Mono" w:hAnsi="JetBrains Mono" w:eastAsia="JetBrains Mono" w:cs="JetBrains Mono"/>
+                <w:color w:val="17261F"/>
+                <w:sz w:val="16"/>
+                <w:szCs w:val="16"/>
+              </w:rPr>
+              <w:t xml:space="preserve">    direction TB</w:t>
+            </w:r>
+          </w:p>
+          <w:p>
+            <w:pPr>
+              <w:spacing w:before="0" w:after="0" w:line="252" w:lineRule="auto"/>
+            </w:pPr>
+            <w:r>
+              <w:rPr>
+                <w:rFonts w:ascii="JetBrains Mono" w:hAnsi="JetBrains Mono" w:eastAsia="JetBrains Mono" w:cs="JetBrains Mono"/>
+                <w:color w:val="17261F"/>
+                <w:sz w:val="16"/>
+                <w:szCs w:val="16"/>
+              </w:rPr>
+              <w:t xml:space="preserve">    status["liveStatus&lt;br/&gt;live · waiting · offline · paused · unavailable"]</w:t>
+            </w:r>
+          </w:p>
+          <w:p>
+            <w:pPr>
+              <w:spacing w:before="0" w:after="0" w:line="252" w:lineRule="auto"/>
+            </w:pPr>
+            <w:r>
+              <w:rPr>
+                <w:rFonts w:ascii="JetBrains Mono" w:hAnsi="JetBrains Mono" w:eastAsia="JetBrains Mono" w:cs="JetBrains Mono"/>
+                <w:color w:val="17261F"/>
+                <w:sz w:val="16"/>
+                <w:szCs w:val="16"/>
+              </w:rPr>
+              <w:t xml:space="preserve">    running["runningActuators&lt;br/&gt;encendidos sin límite o por tiempo"]</w:t>
+            </w:r>
+          </w:p>
+          <w:p>
+            <w:pPr>
+              <w:spacing w:before="0" w:after="0" w:line="252" w:lineRule="auto"/>
+            </w:pPr>
+            <w:r>
+              <w:rPr>
+                <w:rFonts w:ascii="JetBrains Mono" w:hAnsi="JetBrains Mono" w:eastAsia="JetBrains Mono" w:cs="JetBrains Mono"/>
+                <w:color w:val="17261F"/>
+                <w:sz w:val="16"/>
+                <w:szCs w:val="16"/>
+              </w:rPr>
+              <w:t xml:space="preserve">    day["isDaylight&lt;br/&gt;clima · luz medida · hora"]</w:t>
+            </w:r>
+          </w:p>
+          <w:p>
+            <w:pPr>
+              <w:spacing w:before="0" w:after="0" w:line="252" w:lineRule="auto"/>
+            </w:pPr>
+            <w:r>
+              <w:rPr>
+                <w:rFonts w:ascii="JetBrains Mono" w:hAnsi="JetBrains Mono" w:eastAsia="JetBrains Mono" w:cs="JetBrains Mono"/>
+                <w:color w:val="17261F"/>
+                <w:sz w:val="16"/>
+                <w:szCs w:val="16"/>
+              </w:rPr>
+              <w:t xml:space="preserve">    vigor["vigorOf&lt;br/&gt;color según la salud"]</w:t>
+            </w:r>
+          </w:p>
+          <w:p>
+            <w:pPr>
+              <w:spacing w:before="0" w:after="0" w:line="252" w:lineRule="auto"/>
+            </w:pPr>
+            <w:r>
+              <w:rPr>
+                <w:rFonts w:ascii="JetBrains Mono" w:hAnsi="JetBrains Mono" w:eastAsia="JetBrains Mono" w:cs="JetBrains Mono"/>
+                <w:color w:val="17261F"/>
+                <w:sz w:val="16"/>
+                <w:szCs w:val="16"/>
+              </w:rPr>
+              <w:t xml:space="preserve">  end</w:t>
+            </w:r>
+          </w:p>
+          <w:p>
+            <w:pPr>
+              <w:spacing w:before="0" w:after="0" w:line="252" w:lineRule="auto"/>
+            </w:pPr>
+            <w:r>
+              <w:rPr>
+                <w:rFonts w:ascii="JetBrains Mono" w:hAnsi="JetBrains Mono" w:eastAsia="JetBrains Mono" w:cs="JetBrains Mono"/>
+                <w:color w:val="17261F"/>
+                <w:sz w:val="16"/>
+                <w:szCs w:val="16"/>
+              </w:rPr>
+              <w:t xml:space="preserve">  empty["Aviso sin ilustración&lt;br/&gt;ver cómo conectarlo&lt;br/&gt;o ir a Simulación"]</w:t>
+            </w:r>
+          </w:p>
+          <w:p>
+            <w:pPr>
+              <w:spacing w:before="0" w:after="0" w:line="252" w:lineRule="auto"/>
+            </w:pPr>
+            <w:r>
+              <w:rPr>
+                <w:rFonts w:ascii="JetBrains Mono" w:hAnsi="JetBrains Mono" w:eastAsia="JetBrains Mono" w:cs="JetBrains Mono"/>
+                <w:color w:val="17261F"/>
+                <w:sz w:val="16"/>
+                <w:szCs w:val="16"/>
+              </w:rPr>
+              <w:t xml:space="preserve">  subgraph scene["CropScene · SVG 360 × 220"]</w:t>
+            </w:r>
+          </w:p>
+          <w:p>
+            <w:pPr>
+              <w:spacing w:before="0" w:after="0" w:line="252" w:lineRule="auto"/>
+            </w:pPr>
+            <w:r>
+              <w:rPr>
+                <w:rFonts w:ascii="JetBrains Mono" w:hAnsi="JetBrains Mono" w:eastAsia="JetBrains Mono" w:cs="JetBrains Mono"/>
+                <w:color w:val="17261F"/>
+                <w:sz w:val="16"/>
+                <w:szCs w:val="16"/>
+              </w:rPr>
+              <w:t xml:space="preserve">    direction TB</w:t>
+            </w:r>
+          </w:p>
+          <w:p>
+            <w:pPr>
+              <w:spacing w:before="0" w:after="0" w:line="252" w:lineRule="auto"/>
+            </w:pPr>
+            <w:r>
+              <w:rPr>
+                <w:rFonts w:ascii="JetBrains Mono" w:hAnsi="JetBrains Mono" w:eastAsia="JetBrains Mono" w:cs="JetBrains Mono"/>
+                <w:color w:val="17261F"/>
+                <w:sz w:val="16"/>
+                <w:szCs w:val="16"/>
+              </w:rPr>
+              <w:t xml:space="preserve">    backdrop["Backdrop&lt;br/&gt;ventana bajo techo o clima del lugar&lt;br/&gt;media sombra o árbol al aire libre"]</w:t>
+            </w:r>
+          </w:p>
+          <w:p>
+            <w:pPr>
+              <w:spacing w:before="0" w:after="0" w:line="252" w:lineRule="auto"/>
+            </w:pPr>
+            <w:r>
+              <w:rPr>
+                <w:rFonts w:ascii="JetBrains Mono" w:hAnsi="JetBrains Mono" w:eastAsia="JetBrains Mono" w:cs="JetBrains Mono"/>
+                <w:color w:val="17261F"/>
+                <w:sz w:val="16"/>
+                <w:szCs w:val="16"/>
+              </w:rPr>
+              <w:t xml:space="preserve">    system["Forma&lt;br/&gt;PotSystem · NftSystem&lt;br/&gt;TowerSystem · RaftSystem"]</w:t>
+            </w:r>
+          </w:p>
+          <w:p>
+            <w:pPr>
+              <w:spacing w:before="0" w:after="0" w:line="252" w:lineRule="auto"/>
+            </w:pPr>
+            <w:r>
+              <w:rPr>
+                <w:rFonts w:ascii="JetBrains Mono" w:hAnsi="JetBrains Mono" w:eastAsia="JetBrains Mono" w:cs="JetBrains Mono"/>
+                <w:color w:val="17261F"/>
+                <w:sz w:val="16"/>
+                <w:szCs w:val="16"/>
+              </w:rPr>
+              <w:t xml:space="preserve">    plant["Plant&lt;br/&gt;lechuga · espinaca · albahaca&lt;br/&gt;tomate · fresa · pimentón"]</w:t>
+            </w:r>
+          </w:p>
+          <w:p>
+            <w:pPr>
+              <w:spacing w:before="0" w:after="0" w:line="252" w:lineRule="auto"/>
+            </w:pPr>
+            <w:r>
+              <w:rPr>
+                <w:rFonts w:ascii="JetBrains Mono" w:hAnsi="JetBrains Mono" w:eastAsia="JetBrains Mono" w:cs="JetBrains Mono"/>
+                <w:color w:val="17261F"/>
+                <w:sz w:val="16"/>
+                <w:szCs w:val="16"/>
+              </w:rPr>
+              <w:t xml:space="preserve">    equip["Equipment&lt;br/&gt;WaterPump · GrowLight · Fan&lt;br/&gt;Humidifier · Doser"]</w:t>
+            </w:r>
+          </w:p>
+          <w:p>
+            <w:pPr>
+              <w:spacing w:before="0" w:after="0" w:line="252" w:lineRule="auto"/>
+            </w:pPr>
+            <w:r>
+              <w:rPr>
+                <w:rFonts w:ascii="JetBrains Mono" w:hAnsi="JetBrains Mono" w:eastAsia="JetBrains Mono" w:cs="JetBrains Mono"/>
+                <w:color w:val="17261F"/>
+                <w:sz w:val="16"/>
+                <w:szCs w:val="16"/>
+              </w:rPr>
+              <w:t xml:space="preserve">  end</w:t>
+            </w:r>
+          </w:p>
+          <w:p>
+            <w:pPr>
+              <w:spacing w:before="0" w:after="0" w:line="252" w:lineRule="auto"/>
+            </w:pPr>
+            <w:r>
+              <w:rPr>
+                <w:rFonts w:ascii="JetBrains Mono" w:hAnsi="JetBrains Mono" w:eastAsia="JetBrains Mono" w:cs="JetBrains Mono"/>
+                <w:color w:val="17261F"/>
+                <w:sz w:val="16"/>
+                <w:szCs w:val="16"/>
+              </w:rPr>
+              <w:t xml:space="preserve">  crop --&gt; status &amp; day &amp; vigor</w:t>
+            </w:r>
+          </w:p>
+          <w:p>
+            <w:pPr>
+              <w:spacing w:before="0" w:after="0" w:line="252" w:lineRule="auto"/>
+            </w:pPr>
+            <w:r>
+              <w:rPr>
+                <w:rFonts w:ascii="JetBrains Mono" w:hAnsi="JetBrains Mono" w:eastAsia="JetBrains Mono" w:cs="JetBrains Mono"/>
+                <w:color w:val="17261F"/>
+                <w:sz w:val="16"/>
+                <w:szCs w:val="16"/>
+              </w:rPr>
+              <w:t xml:space="preserve">  simd --&gt; status &amp; day &amp; running</w:t>
+            </w:r>
+          </w:p>
+          <w:p>
+            <w:pPr>
+              <w:spacing w:before="0" w:after="0" w:line="252" w:lineRule="auto"/>
+            </w:pPr>
+            <w:r>
+              <w:rPr>
+                <w:rFonts w:ascii="JetBrains Mono" w:hAnsi="JetBrains Mono" w:eastAsia="JetBrains Mono" w:cs="JetBrains Mono"/>
+                <w:color w:val="17261F"/>
+                <w:sz w:val="16"/>
+                <w:szCs w:val="16"/>
+              </w:rPr>
+              <w:t xml:space="preserve">  acts &amp; cmds --&gt; running</w:t>
+            </w:r>
+          </w:p>
+          <w:p>
+            <w:pPr>
+              <w:spacing w:before="0" w:after="0" w:line="252" w:lineRule="auto"/>
+            </w:pPr>
+            <w:r>
+              <w:rPr>
+                <w:rFonts w:ascii="JetBrains Mono" w:hAnsi="JetBrains Mono" w:eastAsia="JetBrains Mono" w:cs="JetBrains Mono"/>
+                <w:color w:val="17261F"/>
+                <w:sz w:val="16"/>
+                <w:szCs w:val="16"/>
+              </w:rPr>
+              <w:t xml:space="preserve">  status --&gt;|"offline · paused · unavailable"| empty</w:t>
+            </w:r>
+          </w:p>
+          <w:p>
+            <w:pPr>
+              <w:spacing w:before="0" w:after="0" w:line="252" w:lineRule="auto"/>
+            </w:pPr>
+            <w:r>
+              <w:rPr>
+                <w:rFonts w:ascii="JetBrains Mono" w:hAnsi="JetBrains Mono" w:eastAsia="JetBrains Mono" w:cs="JetBrains Mono"/>
+                <w:color w:val="17261F"/>
+                <w:sz w:val="16"/>
+                <w:szCs w:val="16"/>
+              </w:rPr>
+              <w:t xml:space="preserve">  status --&gt;|"live · waiting"| scene</w:t>
+            </w:r>
+          </w:p>
+          <w:p>
+            <w:pPr>
+              <w:spacing w:before="0" w:after="0" w:line="252" w:lineRule="auto"/>
+            </w:pPr>
+            <w:r>
+              <w:rPr>
+                <w:rFonts w:ascii="JetBrains Mono" w:hAnsi="JetBrains Mono" w:eastAsia="JetBrains Mono" w:cs="JetBrains Mono"/>
+                <w:color w:val="17261F"/>
+                <w:sz w:val="16"/>
+                <w:szCs w:val="16"/>
+              </w:rPr>
+              <w:t xml:space="preserve">  running --&gt; equip</w:t>
+            </w:r>
+          </w:p>
+          <w:p>
+            <w:pPr>
+              <w:spacing w:before="0" w:after="0" w:line="252" w:lineRule="auto"/>
+            </w:pPr>
+            <w:r>
+              <w:rPr>
+                <w:rFonts w:ascii="JetBrains Mono" w:hAnsi="JetBrains Mono" w:eastAsia="JetBrains Mono" w:cs="JetBrains Mono"/>
+                <w:color w:val="17261F"/>
+                <w:sz w:val="16"/>
+                <w:szCs w:val="16"/>
+              </w:rPr>
+              <w:t xml:space="preserve">  day --&gt; backdrop</w:t>
+            </w:r>
+          </w:p>
+          <w:p>
+            <w:pPr>
+              <w:spacing w:before="0" w:after="0" w:line="252" w:lineRule="auto"/>
+            </w:pPr>
+            <w:r>
+              <w:rPr>
+                <w:rFonts w:ascii="JetBrains Mono" w:hAnsi="JetBrains Mono" w:eastAsia="JetBrains Mono" w:cs="JetBrains Mono"/>
+                <w:color w:val="17261F"/>
+                <w:sz w:val="16"/>
+                <w:szCs w:val="16"/>
+              </w:rPr>
+              <w:t xml:space="preserve">  vigor --&gt; plant</w:t>
+            </w:r>
+          </w:p>
+          <w:p>
+            <w:pPr>
+              <w:spacing w:before="0" w:after="0" w:line="252" w:lineRule="auto"/>
+            </w:pPr>
+            <w:r>
+              <w:rPr>
+                <w:rFonts w:ascii="JetBrains Mono" w:hAnsi="JetBrains Mono" w:eastAsia="JetBrains Mono" w:cs="JetBrains Mono"/>
+                <w:color w:val="17261F"/>
+                <w:sz w:val="16"/>
+                <w:szCs w:val="16"/>
+              </w:rPr>
+              <w:t xml:space="preserve">  system --&gt; plant &amp; equip</w:t>
+            </w:r>
+          </w:p>
+          <w:p>
+            <w:pPr>
+              <w:spacing w:before="0" w:after="0" w:line="252" w:lineRule="auto"/>
+            </w:pPr>
+            <w:r>
+              <w:rPr>
+                <w:rFonts w:ascii="JetBrains Mono" w:hAnsi="JetBrains Mono" w:eastAsia="JetBrains Mono" w:cs="JetBrains Mono"/>
+                <w:color w:val="17261F"/>
+                <w:sz w:val="16"/>
+                <w:szCs w:val="16"/>
+              </w:rPr>
+              <w:t xml:space="preserve">  classDef leaf fill:#DDF5EA,stroke:#067A52,color:#17261F</w:t>
+            </w:r>
+          </w:p>
+          <w:p>
+            <w:pPr>
+              <w:spacing w:before="0" w:after="0" w:line="252" w:lineRule="auto"/>
+            </w:pPr>
+            <w:r>
+              <w:rPr>
+                <w:rFonts w:ascii="JetBrains Mono" w:hAnsi="JetBrains Mono" w:eastAsia="JetBrains Mono" w:cs="JetBrains Mono"/>
+                <w:color w:val="17261F"/>
+                <w:sz w:val="16"/>
+                <w:szCs w:val="16"/>
+              </w:rPr>
+              <w:t xml:space="preserve">  classDef water fill:#E3F2FB,stroke:#1F6FA0,color:#17261F</w:t>
+            </w:r>
+          </w:p>
+          <w:p>
+            <w:pPr>
+              <w:spacing w:before="0" w:after="0" w:line="252" w:lineRule="auto"/>
+            </w:pPr>
+            <w:r>
+              <w:rPr>
+                <w:rFonts w:ascii="JetBrains Mono" w:hAnsi="JetBrains Mono" w:eastAsia="JetBrains Mono" w:cs="JetBrains Mono"/>
+                <w:color w:val="17261F"/>
+                <w:sz w:val="16"/>
+                <w:szCs w:val="16"/>
+              </w:rPr>
+              <w:t xml:space="preserve">  classDef sun fill:#FDF4DD,stroke:#C98D12,color:#17261F</w:t>
+            </w:r>
+          </w:p>
+          <w:p>
+            <w:pPr>
+              <w:spacing w:before="0" w:after="0" w:line="252" w:lineRule="auto"/>
+            </w:pPr>
+            <w:r>
+              <w:rPr>
+                <w:rFonts w:ascii="JetBrains Mono" w:hAnsi="JetBrains Mono" w:eastAsia="JetBrains Mono" w:cs="JetBrains Mono"/>
+                <w:color w:val="17261F"/>
+                <w:sz w:val="16"/>
+                <w:szCs w:val="16"/>
+              </w:rPr>
+              <w:t xml:space="preserve">  classDef clay fill:#FBE9E1,stroke:#B85A38,color:#17261F</w:t>
+            </w:r>
+          </w:p>
+          <w:p>
+            <w:pPr>
+              <w:spacing w:before="0" w:after="0" w:line="252" w:lineRule="auto"/>
+            </w:pPr>
+            <w:r>
+              <w:rPr>
+                <w:rFonts w:ascii="JetBrains Mono" w:hAnsi="JetBrains Mono" w:eastAsia="JetBrains Mono" w:cs="JetBrains Mono"/>
+                <w:color w:val="17261F"/>
+                <w:sz w:val="16"/>
+                <w:szCs w:val="16"/>
+              </w:rPr>
+              <w:t xml:space="preserve">  classDef core fill:#067A52,stroke:#0B3D2B,color:#FFFFFF</w:t>
+            </w:r>
+          </w:p>
+          <w:p>
+            <w:pPr>
+              <w:spacing w:before="0" w:after="0" w:line="252" w:lineRule="auto"/>
+            </w:pPr>
+            <w:r>
+              <w:rPr>
+                <w:rFonts w:ascii="JetBrains Mono" w:hAnsi="JetBrains Mono" w:eastAsia="JetBrains Mono" w:cs="JetBrains Mono"/>
+                <w:color w:val="17261F"/>
+                <w:sz w:val="16"/>
+                <w:szCs w:val="16"/>
+              </w:rPr>
+              <w:t xml:space="preserve">  classDef deep fill:#0B3D2B,stroke:#06281C,color:#FFFFFF</w:t>
+            </w:r>
+          </w:p>
+          <w:p>
+            <w:pPr>
+              <w:spacing w:before="0" w:after="0" w:line="252" w:lineRule="auto"/>
+            </w:pPr>
+            <w:r>
+              <w:rPr>
+                <w:rFonts w:ascii="JetBrains Mono" w:hAnsi="JetBrains Mono" w:eastAsia="JetBrains Mono" w:cs="JetBrains Mono"/>
+                <w:color w:val="17261F"/>
+                <w:sz w:val="16"/>
+                <w:szCs w:val="16"/>
+              </w:rPr>
+              <w:t xml:space="preserve">  classDef muted fill:#F2F7F4,stroke:#5B6B63,color:#17261F</w:t>
+            </w:r>
+          </w:p>
+          <w:p>
+            <w:pPr>
+              <w:spacing w:before="0" w:after="0" w:line="252" w:lineRule="auto"/>
+            </w:pPr>
+            <w:r>
+              <w:rPr>
+                <w:rFonts w:ascii="JetBrains Mono" w:hAnsi="JetBrains Mono" w:eastAsia="JetBrains Mono" w:cs="JetBrains Mono"/>
+                <w:color w:val="17261F"/>
+                <w:sz w:val="16"/>
+                <w:szCs w:val="16"/>
+              </w:rPr>
+              <w:t xml:space="preserve">  class crop,acts,cmds,simd water</w:t>
+            </w:r>
+          </w:p>
+          <w:p>
+            <w:pPr>
+              <w:spacing w:before="0" w:after="0" w:line="252" w:lineRule="auto"/>
+            </w:pPr>
+            <w:r>
+              <w:rPr>
+                <w:rFonts w:ascii="JetBrains Mono" w:hAnsi="JetBrains Mono" w:eastAsia="JetBrains Mono" w:cs="JetBrains Mono"/>
+                <w:color w:val="17261F"/>
+                <w:sz w:val="16"/>
+                <w:szCs w:val="16"/>
+              </w:rPr>
+              <w:t xml:space="preserve">  class status,running,day,vigor sun</w:t>
+            </w:r>
+          </w:p>
+          <w:p>
+            <w:pPr>
+              <w:spacing w:before="0" w:after="0" w:line="252" w:lineRule="auto"/>
+            </w:pPr>
+            <w:r>
+              <w:rPr>
+                <w:rFonts w:ascii="JetBrains Mono" w:hAnsi="JetBrains Mono" w:eastAsia="JetBrains Mono" w:cs="JetBrains Mono"/>
+                <w:color w:val="17261F"/>
+                <w:sz w:val="16"/>
+                <w:szCs w:val="16"/>
+              </w:rPr>
+              <w:t xml:space="preserve">  class empty clay</w:t>
+            </w:r>
+          </w:p>
+          <w:p>
+            <w:pPr>
+              <w:spacing w:before="0" w:after="0" w:line="252" w:lineRule="auto"/>
+            </w:pPr>
+            <w:r>
+              <w:rPr>
+                <w:rFonts w:ascii="JetBrains Mono" w:hAnsi="JetBrains Mono" w:eastAsia="JetBrains Mono" w:cs="JetBrains Mono"/>
+                <w:color w:val="17261F"/>
+                <w:sz w:val="16"/>
+                <w:szCs w:val="16"/>
+              </w:rPr>
+              <w:t xml:space="preserve">  class backdrop,system,plant,equip leaf</w:t>
+            </w:r>
+          </w:p>
+        </w:tc>
+      </w:tr>
+    </w:tbl>
+    <w:p>
+      <w:pPr>
+        <w:spacing w:before="160" w:after="0" w:line="240" w:lineRule="auto"/>
+        <w:rPr>
+          <w:sz w:val="8"/>
+        </w:rPr>
       </w:pPr>
     </w:p>
     <w:p>
@@ -3128,7 +5016,7 @@
                 <w:sz w:val="17"/>
                 <w:szCs w:val="17"/>
               </w:rPr>
-              <w:t xml:space="preserve">Luz de cultivo</w:t>
+              <w:t xml:space="preserve">Luz ultravioleta</w:t>
             </w:r>
           </w:p>
         </w:tc>
@@ -3313,7 +5201,7 @@
           <w:sz w:val="20"/>
           <w:szCs w:val="20"/>
         </w:rPr>
-        <w:t xml:space="preserve"> (qué se ve y qué está encendido) y sus animaciones se detienen si la persona prefiere menos movimiento. Va encima de todas las secciones del detalle (</w:t>
+        <w:t xml:space="preserve"> (qué se ve y qué está encendido) y sus animaciones se detienen si la persona prefiere menos movimiento. Va encima de todas las secciones del detalle ( </w:t>
       </w:r>
       <w:r>
         <w:rPr>
@@ -3330,7 +5218,33 @@
           <w:sz w:val="20"/>
           <w:szCs w:val="20"/>
         </w:rPr>
-        <w:t xml:space="preserve">). Junto a ella, cada actuador aparece como una etiqueta con su estado; no hay botones: las órdenes se dan en Control. Si el cultivo no está conectado no se ilustra: se explica cómo conectarlo (reales) o se lleva a la pestaña Simulación para reanudarla (virtuales). La configuración de la simulación (modo, lugar, medidores, frecuencia y pausa) vive en esa pestaña, que solo aparece en los cultivos virtuales.</w:t>
+        <w:t xml:space="preserve">). Junto a ella, cada actuador aparece como una etiqueta con su estado; no hay botones: las órdenes se dan en Control. Si el cultivo no está conectado no se ilustra: se explica cómo conectarlo (reales) o se lleva a la pestaña Simulación para reanudarla (virtuales). La pestaña Simulación, que solo aparece en los virtuales, tiene dos partes como Dispositivo: arriba el estado en línea con Pausar y Reanudar; abajo cómo se simula (modo, lugar, medidores y frecuencia) con «Aplicar cambios».</w:t>
+      </w:r>
+    </w:p>
+    <w:p>
+      <w:pPr>
+        <w:spacing w:before="0" w:after="140" w:line="288" w:lineRule="auto"/>
+      </w:pPr>
+      <w:r>
+        <w:rPr>
+          <w:color w:val="17261F"/>
+          <w:sz w:val="20"/>
+          <w:szCs w:val="20"/>
+        </w:rPr>
+        <w:t xml:space="preserve">El lugar cambia el fondo: bajo techo, una ventana con el cielo de afuera (sol que entra si es soleada, cortina si no tiene luz natural); al aire libre, el clima del lugar, con una malla de media sombra o un árbol que da sombra. Junto a la escena se escribe dónde está el cultivo y el clima de afuera; solo los virtuales llevan una etiqueta de tipo.</w:t>
+      </w:r>
+    </w:p>
+    <w:p>
+      <w:pPr>
+        <w:spacing w:before="0" w:after="140" w:line="288" w:lineRule="auto"/>
+      </w:pPr>
+      <w:r>
+        <w:rPr>
+          <w:color w:val="17261F"/>
+          <w:sz w:val="20"/>
+          <w:szCs w:val="20"/>
+        </w:rPr>
+        <w:t xml:space="preserve">En Control, cada actuador es un switch: al encenderlo se elige la duración (o sin límite en la luz, el ventilador y el humidificador), mientras espera la confirmación muestra «Enviando…» y después la cuenta regresiva. La API rechaza con 409 la orden que no cambia nada, así un doble clic nunca repite órdenes. En Ajustes, cada cultivo elige sus avisos por Telegram cuando el chat está vinculado; Perfil › Aplicaciones muestra el canal en gris, con lo que le falta al servidor, si no está disponible.</w:t>
       </w:r>
     </w:p>
     <w:p>
@@ -3529,6 +5443,512 @@
     </w:p>
     <w:p>
       <w:pPr>
+        <w:spacing w:before="80" w:after="0" w:line="240" w:lineRule="auto"/>
+        <w:rPr>
+          <w:sz w:val="8"/>
+        </w:rPr>
+      </w:pPr>
+    </w:p>
+    <w:tbl>
+      <w:tblPr>
+        <w:tblW w:w="9360" w:type="dxa"/>
+        <w:tblInd w:w="0" w:type="dxa"/>
+        <w:tblBorders>
+          <w:top w:val="nil"/>
+          <w:left w:val="nil"/>
+          <w:bottom w:val="nil"/>
+          <w:right w:val="nil"/>
+          <w:insideH w:val="nil"/>
+          <w:insideV w:val="nil"/>
+        </w:tblBorders>
+        <w:tblLayout w:type="fixed"/>
+        <w:tblCellMar>
+          <w:left w:w="0" w:type="dxa"/>
+          <w:right w:w="0" w:type="dxa"/>
+        </w:tblCellMar>
+        <w:tblLook w:val="0000" w:firstRow="0" w:lastRow="0" w:firstColumn="0" w:lastColumn="0" w:noHBand="1" w:noVBand="1"/>
+      </w:tblPr>
+      <w:tblGrid>
+        <w:gridCol w:w="9360"/>
+      </w:tblGrid>
+      <w:tr>
+        <w:trPr>
+          <w:cantSplit/>
+        </w:trPr>
+        <w:tc>
+          <w:tcPr>
+            <w:tcW w:w="9360" w:type="dxa"/>
+            <w:shd w:val="clear" w:color="auto" w:fill="0B3D2B"/>
+            <w:tcMar>
+              <w:top w:w="60" w:type="dxa"/>
+              <w:left w:w="200" w:type="dxa"/>
+              <w:bottom w:w="60" w:type="dxa"/>
+              <w:right w:w="200" w:type="dxa"/>
+            </w:tcMar>
+            <w:vAlign w:val="top"/>
+          </w:tcPr>
+          <w:p>
+            <w:pPr>
+              <w:spacing w:before="0" w:after="0" w:line="240" w:lineRule="auto"/>
+            </w:pPr>
+            <w:r>
+              <w:rPr>
+                <w:b/>
+                <w:bCs/>
+                <w:color w:val="7FDBB0"/>
+                <w:spacing w:val="40"/>
+                <w:sz w:val="14"/>
+                <w:szCs w:val="14"/>
+              </w:rPr>
+              <w:t xml:space="preserve">MERMAID</w:t>
+            </w:r>
+          </w:p>
+        </w:tc>
+      </w:tr>
+    </w:tbl>
+    <w:tbl>
+      <w:tblPr>
+        <w:tblW w:w="9360" w:type="dxa"/>
+        <w:tblInd w:w="0" w:type="dxa"/>
+        <w:tblBorders>
+          <w:top w:val="nil"/>
+          <w:left w:val="nil"/>
+          <w:bottom w:val="nil"/>
+          <w:right w:val="nil"/>
+          <w:insideH w:val="nil"/>
+          <w:insideV w:val="nil"/>
+        </w:tblBorders>
+        <w:tblLayout w:type="fixed"/>
+        <w:tblCellMar>
+          <w:left w:w="0" w:type="dxa"/>
+          <w:right w:w="0" w:type="dxa"/>
+        </w:tblCellMar>
+        <w:tblLook w:val="0000" w:firstRow="0" w:lastRow="0" w:firstColumn="0" w:lastColumn="0" w:noHBand="1" w:noVBand="1"/>
+      </w:tblPr>
+      <w:tblGrid>
+        <w:gridCol w:w="9360"/>
+      </w:tblGrid>
+      <w:tr>
+        <w:trPr>
+          <w:cantSplit/>
+        </w:trPr>
+        <w:tc>
+          <w:tcPr>
+            <w:tcW w:w="9360" w:type="dxa"/>
+            <w:shd w:val="clear" w:color="auto" w:fill="F7FAF8"/>
+            <w:tcMar>
+              <w:top w:w="120" w:type="dxa"/>
+              <w:left w:w="200" w:type="dxa"/>
+              <w:bottom w:w="120" w:type="dxa"/>
+              <w:right w:w="200" w:type="dxa"/>
+            </w:tcMar>
+            <w:vAlign w:val="top"/>
+          </w:tcPr>
+          <w:p>
+            <w:pPr>
+              <w:spacing w:before="0" w:after="0" w:line="252" w:lineRule="auto"/>
+            </w:pPr>
+            <w:r>
+              <w:rPr>
+                <w:rFonts w:ascii="JetBrains Mono" w:hAnsi="JetBrains Mono" w:eastAsia="JetBrains Mono" w:cs="JetBrains Mono"/>
+                <w:color w:val="17261F"/>
+                <w:sz w:val="16"/>
+                <w:szCs w:val="16"/>
+              </w:rPr>
+              <w:t xml:space="preserve">%%{init: {"theme": "base", "fontFamily": "Segoe UI, Arial, sans-serif", "themeVariables": {"fontFamily": "Segoe UI, Arial, sans-serif", "fontSize": "15px", "primaryColor": "#DDF5EA", "primaryTextColor": "#17261F", "primaryBorderColor": "#067A52", "secondaryColor": "#E3F2FB", "secondaryTextColor": "#17261F", "secondaryBorderColor": "#1F6FA0", "tertiaryColor": "#F2F7F4", "tertiaryTextColor": "#17261F", "tertiaryBorderColor": "#D5E3DC", "lineColor": "#5B6B63", "textColor": "#17261F", "mainBkg": "#DDF5EA", "nodeBorder": "#067A52", "clusterBkg": "#F7FAF8", "clusterBorder": "#D5E3DC", "edgeLabelBackground": "#FFFFFF", "actorBkg": "#067A52", "actorBorder": "#0B3D2B", "actorTextColor": "#FFFFFF", "actorLineColor": "#5B6B63", "signalColor": "#17261F", "signalTextColor": "#17261F", "labelBoxBkgColor": "#0B3D2B", "labelBoxBorderColor": "#0B3D2B", "labelTextColor": "#FFFFFF", "loopTextColor": "#0B3D2B", "noteBkgColor": "#FDF4DD", "noteBorderColor": "#C98D12", "noteTextColor": "#17261F", "activationBkgColor": "#DDF5EA", "activationBorderColor": "#067A52", "attributeBackgroundColorOdd": "#FFFFFF", "attributeBackgroundColorEven": "#F2F7F4"}}}%%</w:t>
+            </w:r>
+          </w:p>
+          <w:p>
+            <w:pPr>
+              <w:spacing w:before="0" w:after="0" w:line="252" w:lineRule="auto"/>
+            </w:pPr>
+            <w:r>
+              <w:rPr>
+                <w:rFonts w:ascii="JetBrains Mono" w:hAnsi="JetBrains Mono" w:eastAsia="JetBrains Mono" w:cs="JetBrains Mono"/>
+                <w:color w:val="17261F"/>
+                <w:sz w:val="16"/>
+                <w:szCs w:val="16"/>
+              </w:rPr>
+              <w:t xml:space="preserve">flowchart TB</w:t>
+            </w:r>
+          </w:p>
+          <w:p>
+            <w:pPr>
+              <w:spacing w:before="0" w:after="0" w:line="252" w:lineRule="auto"/>
+            </w:pPr>
+            <w:r>
+              <w:rPr>
+                <w:rFonts w:ascii="JetBrains Mono" w:hAnsi="JetBrains Mono" w:eastAsia="JetBrains Mono" w:cs="JetBrains Mono"/>
+                <w:color w:val="17261F"/>
+                <w:sz w:val="16"/>
+                <w:szCs w:val="16"/>
+              </w:rPr>
+              <w:t xml:space="preserve">  login(["Ingreso"]) --&gt; keep{"¿Mantener sesión iniciada?"}</w:t>
+            </w:r>
+          </w:p>
+          <w:p>
+            <w:pPr>
+              <w:spacing w:before="0" w:after="0" w:line="252" w:lineRule="auto"/>
+            </w:pPr>
+            <w:r>
+              <w:rPr>
+                <w:rFonts w:ascii="JetBrains Mono" w:hAnsi="JetBrains Mono" w:eastAsia="JetBrains Mono" w:cs="JetBrains Mono"/>
+                <w:color w:val="17261F"/>
+                <w:sz w:val="16"/>
+                <w:szCs w:val="16"/>
+              </w:rPr>
+              <w:t xml:space="preserve">  keep --&gt;|"Sí"| local["JWT en localStorage"]</w:t>
+            </w:r>
+          </w:p>
+          <w:p>
+            <w:pPr>
+              <w:spacing w:before="0" w:after="0" w:line="252" w:lineRule="auto"/>
+            </w:pPr>
+            <w:r>
+              <w:rPr>
+                <w:rFonts w:ascii="JetBrains Mono" w:hAnsi="JetBrains Mono" w:eastAsia="JetBrains Mono" w:cs="JetBrains Mono"/>
+                <w:color w:val="17261F"/>
+                <w:sz w:val="16"/>
+                <w:szCs w:val="16"/>
+              </w:rPr>
+              <w:t xml:space="preserve">  keep --&gt;|"No"| session["JWT en sessionStorage"]</w:t>
+            </w:r>
+          </w:p>
+          <w:p>
+            <w:pPr>
+              <w:spacing w:before="0" w:after="0" w:line="252" w:lineRule="auto"/>
+            </w:pPr>
+            <w:r>
+              <w:rPr>
+                <w:rFonts w:ascii="JetBrains Mono" w:hAnsi="JetBrains Mono" w:eastAsia="JetBrains Mono" w:cs="JetBrains Mono"/>
+                <w:color w:val="17261F"/>
+                <w:sz w:val="16"/>
+                <w:szCs w:val="16"/>
+              </w:rPr>
+              <w:t xml:space="preserve">  local &amp; session --&gt; request["lib/api/client&lt;br/&gt;Authorization: Bearer"]</w:t>
+            </w:r>
+          </w:p>
+          <w:p>
+            <w:pPr>
+              <w:spacing w:before="0" w:after="0" w:line="252" w:lineRule="auto"/>
+            </w:pPr>
+            <w:r>
+              <w:rPr>
+                <w:rFonts w:ascii="JetBrains Mono" w:hAnsi="JetBrains Mono" w:eastAsia="JetBrains Mono" w:cs="JetBrains Mono"/>
+                <w:color w:val="17261F"/>
+                <w:sz w:val="16"/>
+                <w:szCs w:val="16"/>
+              </w:rPr>
+              <w:t xml:space="preserve">  request --&gt; resp{"Respuesta de la API"}</w:t>
+            </w:r>
+          </w:p>
+          <w:p>
+            <w:pPr>
+              <w:spacing w:before="0" w:after="0" w:line="252" w:lineRule="auto"/>
+            </w:pPr>
+            <w:r>
+              <w:rPr>
+                <w:rFonts w:ascii="JetBrains Mono" w:hAnsi="JetBrains Mono" w:eastAsia="JetBrains Mono" w:cs="JetBrains Mono"/>
+                <w:color w:val="17261F"/>
+                <w:sz w:val="16"/>
+                <w:szCs w:val="16"/>
+              </w:rPr>
+              <w:t xml:space="preserve">  resp --&gt;|"401"| logout["Cierra la sesión y vuelve al ingreso"]</w:t>
+            </w:r>
+          </w:p>
+          <w:p>
+            <w:pPr>
+              <w:spacing w:before="0" w:after="0" w:line="252" w:lineRule="auto"/>
+            </w:pPr>
+            <w:r>
+              <w:rPr>
+                <w:rFonts w:ascii="JetBrains Mono" w:hAnsi="JetBrains Mono" w:eastAsia="JetBrains Mono" w:cs="JetBrains Mono"/>
+                <w:color w:val="17261F"/>
+                <w:sz w:val="16"/>
+                <w:szCs w:val="16"/>
+              </w:rPr>
+              <w:t xml:space="preserve">  resp --&gt;|"4xx y 5xx"| error["ApiError con el mensaje en español"]</w:t>
+            </w:r>
+          </w:p>
+          <w:p>
+            <w:pPr>
+              <w:spacing w:before="0" w:after="0" w:line="252" w:lineRule="auto"/>
+            </w:pPr>
+            <w:r>
+              <w:rPr>
+                <w:rFonts w:ascii="JetBrains Mono" w:hAnsi="JetBrains Mono" w:eastAsia="JetBrains Mono" w:cs="JetBrains Mono"/>
+                <w:color w:val="17261F"/>
+                <w:sz w:val="16"/>
+                <w:szCs w:val="16"/>
+              </w:rPr>
+              <w:t xml:space="preserve">  resp --&gt;|"2xx"| data["Datos a la pantalla"]</w:t>
+            </w:r>
+          </w:p>
+          <w:p>
+            <w:pPr>
+              <w:spacing w:before="0" w:after="0" w:line="252" w:lineRule="auto"/>
+            </w:pPr>
+            <w:r>
+              <w:rPr>
+                <w:rFonts w:ascii="JetBrains Mono" w:hAnsi="JetBrains Mono" w:eastAsia="JetBrains Mono" w:cs="JetBrains Mono"/>
+                <w:color w:val="17261F"/>
+                <w:sz w:val="16"/>
+                <w:szCs w:val="16"/>
+              </w:rPr>
+              <w:t xml:space="preserve">  subgraph sw["Service worker"]</w:t>
+            </w:r>
+          </w:p>
+          <w:p>
+            <w:pPr>
+              <w:spacing w:before="0" w:after="0" w:line="252" w:lineRule="auto"/>
+            </w:pPr>
+            <w:r>
+              <w:rPr>
+                <w:rFonts w:ascii="JetBrains Mono" w:hAnsi="JetBrains Mono" w:eastAsia="JetBrains Mono" w:cs="JetBrains Mono"/>
+                <w:color w:val="17261F"/>
+                <w:sz w:val="16"/>
+                <w:szCs w:val="16"/>
+              </w:rPr>
+              <w:t xml:space="preserve">    direction LR</w:t>
+            </w:r>
+          </w:p>
+          <w:p>
+            <w:pPr>
+              <w:spacing w:before="0" w:after="0" w:line="252" w:lineRule="auto"/>
+            </w:pPr>
+            <w:r>
+              <w:rPr>
+                <w:rFonts w:ascii="JetBrains Mono" w:hAnsi="JetBrains Mono" w:eastAsia="JetBrains Mono" w:cs="JetBrains Mono"/>
+                <w:color w:val="17261F"/>
+                <w:sz w:val="16"/>
+                <w:szCs w:val="16"/>
+              </w:rPr>
+              <w:t xml:space="preserve">    shell["App shell y recursos con hash&lt;br/&gt;desde caché"]</w:t>
+            </w:r>
+          </w:p>
+          <w:p>
+            <w:pPr>
+              <w:spacing w:before="0" w:after="0" w:line="252" w:lineRule="auto"/>
+            </w:pPr>
+            <w:r>
+              <w:rPr>
+                <w:rFonts w:ascii="JetBrains Mono" w:hAnsi="JetBrains Mono" w:eastAsia="JetBrains Mono" w:cs="JetBrains Mono"/>
+                <w:color w:val="17261F"/>
+                <w:sz w:val="16"/>
+                <w:szCs w:val="16"/>
+              </w:rPr>
+              <w:t xml:space="preserve">    net["API y /config.js&lt;br/&gt;siempre desde la red"]</w:t>
+            </w:r>
+          </w:p>
+          <w:p>
+            <w:pPr>
+              <w:spacing w:before="0" w:after="0" w:line="252" w:lineRule="auto"/>
+            </w:pPr>
+            <w:r>
+              <w:rPr>
+                <w:rFonts w:ascii="JetBrains Mono" w:hAnsi="JetBrains Mono" w:eastAsia="JetBrains Mono" w:cs="JetBrains Mono"/>
+                <w:color w:val="17261F"/>
+                <w:sz w:val="16"/>
+                <w:szCs w:val="16"/>
+              </w:rPr>
+              <w:t xml:space="preserve">  end</w:t>
+            </w:r>
+          </w:p>
+          <w:p>
+            <w:pPr>
+              <w:spacing w:before="0" w:after="0" w:line="252" w:lineRule="auto"/>
+            </w:pPr>
+            <w:r>
+              <w:rPr>
+                <w:rFonts w:ascii="JetBrains Mono" w:hAnsi="JetBrains Mono" w:eastAsia="JetBrains Mono" w:cs="JetBrains Mono"/>
+                <w:color w:val="17261F"/>
+                <w:sz w:val="16"/>
+                <w:szCs w:val="16"/>
+              </w:rPr>
+              <w:t xml:space="preserve">  request -.-&gt; net</w:t>
+            </w:r>
+          </w:p>
+          <w:p>
+            <w:pPr>
+              <w:spacing w:before="0" w:after="0" w:line="252" w:lineRule="auto"/>
+            </w:pPr>
+            <w:r>
+              <w:rPr>
+                <w:rFonts w:ascii="JetBrains Mono" w:hAnsi="JetBrains Mono" w:eastAsia="JetBrains Mono" w:cs="JetBrains Mono"/>
+                <w:color w:val="17261F"/>
+                <w:sz w:val="16"/>
+                <w:szCs w:val="16"/>
+              </w:rPr>
+              <w:t xml:space="preserve">  classDef leaf fill:#DDF5EA,stroke:#067A52,color:#17261F</w:t>
+            </w:r>
+          </w:p>
+          <w:p>
+            <w:pPr>
+              <w:spacing w:before="0" w:after="0" w:line="252" w:lineRule="auto"/>
+            </w:pPr>
+            <w:r>
+              <w:rPr>
+                <w:rFonts w:ascii="JetBrains Mono" w:hAnsi="JetBrains Mono" w:eastAsia="JetBrains Mono" w:cs="JetBrains Mono"/>
+                <w:color w:val="17261F"/>
+                <w:sz w:val="16"/>
+                <w:szCs w:val="16"/>
+              </w:rPr>
+              <w:t xml:space="preserve">  classDef water fill:#E3F2FB,stroke:#1F6FA0,color:#17261F</w:t>
+            </w:r>
+          </w:p>
+          <w:p>
+            <w:pPr>
+              <w:spacing w:before="0" w:after="0" w:line="252" w:lineRule="auto"/>
+            </w:pPr>
+            <w:r>
+              <w:rPr>
+                <w:rFonts w:ascii="JetBrains Mono" w:hAnsi="JetBrains Mono" w:eastAsia="JetBrains Mono" w:cs="JetBrains Mono"/>
+                <w:color w:val="17261F"/>
+                <w:sz w:val="16"/>
+                <w:szCs w:val="16"/>
+              </w:rPr>
+              <w:t xml:space="preserve">  classDef sun fill:#FDF4DD,stroke:#C98D12,color:#17261F</w:t>
+            </w:r>
+          </w:p>
+          <w:p>
+            <w:pPr>
+              <w:spacing w:before="0" w:after="0" w:line="252" w:lineRule="auto"/>
+            </w:pPr>
+            <w:r>
+              <w:rPr>
+                <w:rFonts w:ascii="JetBrains Mono" w:hAnsi="JetBrains Mono" w:eastAsia="JetBrains Mono" w:cs="JetBrains Mono"/>
+                <w:color w:val="17261F"/>
+                <w:sz w:val="16"/>
+                <w:szCs w:val="16"/>
+              </w:rPr>
+              <w:t xml:space="preserve">  classDef clay fill:#FBE9E1,stroke:#B85A38,color:#17261F</w:t>
+            </w:r>
+          </w:p>
+          <w:p>
+            <w:pPr>
+              <w:spacing w:before="0" w:after="0" w:line="252" w:lineRule="auto"/>
+            </w:pPr>
+            <w:r>
+              <w:rPr>
+                <w:rFonts w:ascii="JetBrains Mono" w:hAnsi="JetBrains Mono" w:eastAsia="JetBrains Mono" w:cs="JetBrains Mono"/>
+                <w:color w:val="17261F"/>
+                <w:sz w:val="16"/>
+                <w:szCs w:val="16"/>
+              </w:rPr>
+              <w:t xml:space="preserve">  classDef core fill:#067A52,stroke:#0B3D2B,color:#FFFFFF</w:t>
+            </w:r>
+          </w:p>
+          <w:p>
+            <w:pPr>
+              <w:spacing w:before="0" w:after="0" w:line="252" w:lineRule="auto"/>
+            </w:pPr>
+            <w:r>
+              <w:rPr>
+                <w:rFonts w:ascii="JetBrains Mono" w:hAnsi="JetBrains Mono" w:eastAsia="JetBrains Mono" w:cs="JetBrains Mono"/>
+                <w:color w:val="17261F"/>
+                <w:sz w:val="16"/>
+                <w:szCs w:val="16"/>
+              </w:rPr>
+              <w:t xml:space="preserve">  classDef deep fill:#0B3D2B,stroke:#06281C,color:#FFFFFF</w:t>
+            </w:r>
+          </w:p>
+          <w:p>
+            <w:pPr>
+              <w:spacing w:before="0" w:after="0" w:line="252" w:lineRule="auto"/>
+            </w:pPr>
+            <w:r>
+              <w:rPr>
+                <w:rFonts w:ascii="JetBrains Mono" w:hAnsi="JetBrains Mono" w:eastAsia="JetBrains Mono" w:cs="JetBrains Mono"/>
+                <w:color w:val="17261F"/>
+                <w:sz w:val="16"/>
+                <w:szCs w:val="16"/>
+              </w:rPr>
+              <w:t xml:space="preserve">  classDef muted fill:#F2F7F4,stroke:#5B6B63,color:#17261F</w:t>
+            </w:r>
+          </w:p>
+          <w:p>
+            <w:pPr>
+              <w:spacing w:before="0" w:after="0" w:line="252" w:lineRule="auto"/>
+            </w:pPr>
+            <w:r>
+              <w:rPr>
+                <w:rFonts w:ascii="JetBrains Mono" w:hAnsi="JetBrains Mono" w:eastAsia="JetBrains Mono" w:cs="JetBrains Mono"/>
+                <w:color w:val="17261F"/>
+                <w:sz w:val="16"/>
+                <w:szCs w:val="16"/>
+              </w:rPr>
+              <w:t xml:space="preserve">  class login,data core</w:t>
+            </w:r>
+          </w:p>
+          <w:p>
+            <w:pPr>
+              <w:spacing w:before="0" w:after="0" w:line="252" w:lineRule="auto"/>
+            </w:pPr>
+            <w:r>
+              <w:rPr>
+                <w:rFonts w:ascii="JetBrains Mono" w:hAnsi="JetBrains Mono" w:eastAsia="JetBrains Mono" w:cs="JetBrains Mono"/>
+                <w:color w:val="17261F"/>
+                <w:sz w:val="16"/>
+                <w:szCs w:val="16"/>
+              </w:rPr>
+              <w:t xml:space="preserve">  class keep,resp sun</w:t>
+            </w:r>
+          </w:p>
+          <w:p>
+            <w:pPr>
+              <w:spacing w:before="0" w:after="0" w:line="252" w:lineRule="auto"/>
+            </w:pPr>
+            <w:r>
+              <w:rPr>
+                <w:rFonts w:ascii="JetBrains Mono" w:hAnsi="JetBrains Mono" w:eastAsia="JetBrains Mono" w:cs="JetBrains Mono"/>
+                <w:color w:val="17261F"/>
+                <w:sz w:val="16"/>
+                <w:szCs w:val="16"/>
+              </w:rPr>
+              <w:t xml:space="preserve">  class local,session,request leaf</w:t>
+            </w:r>
+          </w:p>
+          <w:p>
+            <w:pPr>
+              <w:spacing w:before="0" w:after="0" w:line="252" w:lineRule="auto"/>
+            </w:pPr>
+            <w:r>
+              <w:rPr>
+                <w:rFonts w:ascii="JetBrains Mono" w:hAnsi="JetBrains Mono" w:eastAsia="JetBrains Mono" w:cs="JetBrains Mono"/>
+                <w:color w:val="17261F"/>
+                <w:sz w:val="16"/>
+                <w:szCs w:val="16"/>
+              </w:rPr>
+              <w:t xml:space="preserve">  class logout,error clay</w:t>
+            </w:r>
+          </w:p>
+          <w:p>
+            <w:pPr>
+              <w:spacing w:before="0" w:after="0" w:line="252" w:lineRule="auto"/>
+            </w:pPr>
+            <w:r>
+              <w:rPr>
+                <w:rFonts w:ascii="JetBrains Mono" w:hAnsi="JetBrains Mono" w:eastAsia="JetBrains Mono" w:cs="JetBrains Mono"/>
+                <w:color w:val="17261F"/>
+                <w:sz w:val="16"/>
+                <w:szCs w:val="16"/>
+              </w:rPr>
+              <w:t xml:space="preserve">  class shell,net water</w:t>
+            </w:r>
+          </w:p>
+        </w:tc>
+      </w:tr>
+    </w:tbl>
+    <w:p>
+      <w:pPr>
+        <w:spacing w:before="160" w:after="0" w:line="240" w:lineRule="auto"/>
+        <w:rPr>
+          <w:sz w:val="8"/>
+        </w:rPr>
+      </w:pPr>
+    </w:p>
+    <w:p>
+      <w:pPr>
         <w:keepNext/>
         <w:spacing w:before="60" w:after="0" w:line="240" w:lineRule="auto"/>
         <w:rPr>
@@ -4691,7 +7111,7 @@
           <w:sz w:val="20"/>
           <w:szCs w:val="20"/>
         </w:rPr>
-        <w:t xml:space="preserve">. Las 54 pruebas de Vitest y Testing Library cubren el cliente HTTP y sus errores, la sesión, las validaciones, el ingreso, los componentes del cultivo, el asistente con pronóstico y lo aprendido, la comparación de modelos, Telegram, el panel general, la ilustración del cultivo (formas, especies, actuadores, clima y conexión), la creación real o virtual, la guía de conexión y los requisitos de SEO y PWA.</w:t>
+        <w:t xml:space="preserve">. Las 65 pruebas de Vitest y Testing Library cubren el cliente HTTP y sus errores, la sesión, las validaciones, el ingreso, los componentes del cultivo, los switches, el asistente con pronóstico, consejo de lugar y lo aprendido, la comparación de modelos, Aplicaciones y avisos por cultivo, el panel general, la ilustración del cultivo (formas, especies, lugar, actuadores, clima y conexión), la Simulación en dos partes, la creación real o virtual, la guía de conexión con la CA y los requisitos de SEO y PWA.</w:t>
       </w:r>
     </w:p>
     <w:p>
@@ -5299,7 +7719,7 @@
               <w:sz w:val="14"/>
               <w:szCs w:val="14"/>
             </w:rPr>
-            <w:t xml:space="preserve">SMARTPOT-WEB · V1.0</w:t>
+            <w:t xml:space="preserve">SMARTPOT-WEB · V1.1</w:t>
           </w:r>
         </w:p>
       </w:tc>
